--- a/Протокол выездного совещания 12.08.2026.docx
+++ b/Протокол выездного совещания 12.08.2026.docx
@@ -279,7 +279,7 @@
                 <w:sz w:val="28"/>
                 <w:szCs w:val="28"/>
               </w:rPr>
-              <w:t xml:space="preserve">12 августа 2026</w:t>
+              <w:t xml:space="preserve">13 августа 2026</w:t>
             </w:r>
           </w:p>
         </w:tc>
@@ -556,7 +556,7 @@
           <w:sz w:val="28"/>
           <w:szCs w:val="28"/>
         </w:rPr>
-        <w:t xml:space="preserve">(Гурьев, представители АО «ВНИИЖТ», ДКРС-ВСМ, проектных и строительных организаций)</w:t>
+        <w:t xml:space="preserve">(Гурьев, Селеменев, Колосов, Савин, Кульгин, Капырин, Терехов, Никитин)</w:t>
       </w:r>
     </w:p>
     <w:p>
@@ -576,7 +576,7 @@
           <w:sz w:val="28"/>
           <w:szCs w:val="28"/>
         </w:rPr>
-        <w:t xml:space="preserve">1. Рассмотрен фактический ход работ по сооружению земляного полотна в местах установки датчиков диагностики и мониторинга, предложенных АО «ВНИИЖТ». Отмечена высокая степень готовности земляного полотна по большей части участков.</w:t>
+        <w:t xml:space="preserve">1. Принять к сведению информацию о фактическом ходе работ по сооружению земляного полотна на участках размещения точек установки датчиков диагностики и мониторинга, предложенных АО «ВНИИЖТ» для проведения комплексных испытаний на испытательном полигоне Алабушево – Новая Тверь, отметив высокую степень готовности земляного полотна по большей части участков.</w:t>
       </w:r>
     </w:p>
     <w:p>
@@ -596,7 +596,7 @@
           <w:sz w:val="28"/>
           <w:szCs w:val="28"/>
         </w:rPr>
-        <w:t xml:space="preserve">2. Проведен осмотр предложенных мест установки датчиков. По каждой точке зафиксировано фактическое положение по состоянию на 12.08.2026, обозначены сроки, в которые установка датчиков в земляное полотно возможна с сохранением полного функционала мониторинга (программа выезда с указанием фактического положения по точкам прилагается).</w:t>
+        <w:t xml:space="preserve">2. 12–13 августа 2026 г. проведен осмотр предложенных мест установки датчиков в земляное полотно (31 точка: стрелочные переводы, подходы к искусственным сооружениям, высокая насыпь, глубокая выемка). По результатам осмотра по каждой точке зафиксировано фактическое состояние работ по состоянию на 12.08.2026 и определены сроки, в которые установка датчиков в земляное полотно возможна с сохранением полного функционала мониторинга (приложение № 2).</w:t>
       </w:r>
     </w:p>
     <w:p>
@@ -616,7 +616,7 @@
           <w:sz w:val="28"/>
           <w:szCs w:val="28"/>
         </w:rPr>
-        <w:t xml:space="preserve">3. АО «ВНИИЖТ» откорректировать перечень мест установки датчиков с учетом фактического хода работ и направить в Департамент технической политики для рассмотрения с причастными проектными и строительными организациями.</w:t>
+        <w:t xml:space="preserve">3. АО «ВНИИЖТ» откорректировать перечень мест установки датчиков с учетом фактического хода строительно-монтажных работ и направить в Департамент технической политики для рассмотрения с причастными проектными и строительными организациями.</w:t>
       </w:r>
     </w:p>
     <w:p>
@@ -636,7 +636,7 @@
           <w:sz w:val="28"/>
           <w:szCs w:val="28"/>
         </w:rPr>
-        <w:t xml:space="preserve">4. ДКРС-ВСМ рассмотреть возможность включения датчиков в состав рабочей документации.</w:t>
+        <w:t xml:space="preserve">4. ДКРС-ВСМ проработать вопрос включения датчиков диагностики и мониторинга земляного полотна в состав рабочей документации.</w:t>
       </w:r>
     </w:p>
     <w:p>
@@ -656,7 +656,7 @@
           <w:sz w:val="28"/>
           <w:szCs w:val="28"/>
         </w:rPr>
-        <w:t xml:space="preserve">5. ДКРС-ВСМ совместно с причастными проектными и строительными организациями подготовить и направить в Департамент технической политики предложения по обеспечению сохранности датчиков и кабельных линий на период производства строительных работ.</w:t>
+        <w:t xml:space="preserve">5. ДКРС-ВСМ совместно с причастными проектными и строительными организациями подготовить и направить в Департамент технической политики предложения по обеспечению сохранности датчиков и кабельных линий на период производства строительно-монтажных работ.</w:t>
       </w:r>
     </w:p>
     <w:p>
@@ -709,9 +709,9 @@
           <w:sz w:val="28"/>
           <w:szCs w:val="28"/>
         </w:rPr>
-        <w:t xml:space="preserve">Начальник отдела разработки</w:t>
+        <w:t xml:space="preserve">Заместитель начальника Центра –</w:t>
         <w:br/>
-        <w:t xml:space="preserve">высокоскоростного подвижного состава</w:t>
+        <w:t xml:space="preserve">начальник отдела ЦУПР</w:t>
       </w:r>
       <w:r>
         <w:rPr>
@@ -764,7 +764,7 @@
           <w:sz w:val="20"/>
           <w:szCs w:val="20"/>
         </w:rPr>
-        <w:t xml:space="preserve">Исп. Гурьев Сергей Андреевич, ЦТЕХ</w:t>
+        <w:t xml:space="preserve">Исп. Капырин Алексей Александрович, АО «ВНИИЖТ»</w:t>
       </w:r>
     </w:p>
     <w:p>
@@ -787,7 +787,7 @@
           <w:szCs w:val="28"/>
         </w:rPr>
         <w:lastRenderedPageBreak/>
-        <w:t xml:space="preserve">Приложение </w:t>
+        <w:t xml:space="preserve">Приложение № 1</w:t>
       </w:r>
     </w:p>
     <w:p>
@@ -808,7 +808,7 @@
           <w:sz w:val="28"/>
           <w:szCs w:val="28"/>
         </w:rPr>
-        <w:t xml:space="preserve">к протоколу от 12 августа 2026 г. №____________</w:t>
+        <w:t xml:space="preserve">к протоколу от 13 августа 2026 г. №____________</w:t>
       </w:r>
     </w:p>
     <w:p>
@@ -849,7 +849,7 @@
         <w:rPr>
           <w:sz w:val="28"/>
         </w:rPr>
-        <w:t>участников выездного совещания по осмотру мест установки датчиков диагностики и мониторинга земляного полотна на испытательном полигоне Алабушево – Новая Тверь</w:t>
+        <w:t>участников осмотра 12–13 августа 2026 г. строящегося участка ВСМ Алабушево – Новая Тверь с целью определения мест размещения измерительных приборов и датчиков, необходимых для проведения испытаний на скоростях свыше 250 км/ч</w:t>
       </w:r>
     </w:p>
     <w:p>
@@ -896,7 +896,7 @@
                 <w:szCs w:val="28"/>
                 <w:u w:val="single"/>
               </w:rPr>
-              <w:t>от ЦТЕХ</w:t>
+              <w:t>от ЦУПР</w:t>
             </w:r>
           </w:p>
         </w:tc>
@@ -1010,7 +1010,7 @@
                 <w:sz w:val="28"/>
                 <w:szCs w:val="28"/>
               </w:rPr>
-              <w:t>начальник отдела разработки высокоскоростного подвижного состава</w:t>
+              <w:t>заместитель начальника Центра – начальник отдела</w:t>
             </w:r>
           </w:p>
         </w:tc>
@@ -1040,7 +1040,7 @@
                 <w:szCs w:val="28"/>
                 <w:u w:val="single"/>
               </w:rPr>
-              <w:t>от АО «ВНИИЖТ»</w:t>
+              <w:t>от ДКРС ВСМ</w:t>
             </w:r>
           </w:p>
         </w:tc>
@@ -1090,7 +1090,7 @@
                 <w:sz w:val="28"/>
                 <w:szCs w:val="28"/>
               </w:rPr>
-              <w:t xml:space="preserve">______________________ </w:t>
+              <w:t xml:space="preserve">СЕЛЕМЕНЕВ </w:t>
             </w:r>
           </w:p>
           <w:p>
@@ -1106,7 +1106,7 @@
                 <w:sz w:val="28"/>
                 <w:szCs w:val="28"/>
               </w:rPr>
-              <w:t/>
+              <w:t>Владимир Александрович</w:t>
             </w:r>
           </w:p>
         </w:tc>
@@ -1154,7 +1154,7 @@
                 <w:sz w:val="28"/>
                 <w:szCs w:val="28"/>
               </w:rPr>
-              <w:t>________________________________</w:t>
+              <w:t>заместитель начальника группы по производству</w:t>
             </w:r>
           </w:p>
         </w:tc>
@@ -1204,7 +1204,7 @@
                 <w:sz w:val="28"/>
                 <w:szCs w:val="28"/>
               </w:rPr>
-              <w:t xml:space="preserve">______________________ </w:t>
+              <w:t xml:space="preserve">КОЛОСОВ </w:t>
             </w:r>
           </w:p>
           <w:p>
@@ -1220,7 +1220,7 @@
                 <w:sz w:val="28"/>
                 <w:szCs w:val="28"/>
               </w:rPr>
-              <w:t/>
+              <w:t>Кирилл Александрович</w:t>
             </w:r>
           </w:p>
         </w:tc>
@@ -1268,7 +1268,7 @@
                 <w:sz w:val="28"/>
                 <w:szCs w:val="28"/>
               </w:rPr>
-              <w:t>________________________________</w:t>
+              <w:t>начальник ПТО 6 этапа</w:t>
             </w:r>
           </w:p>
         </w:tc>
@@ -1298,7 +1298,7 @@
                 <w:szCs w:val="28"/>
                 <w:u w:val="single"/>
               </w:rPr>
-              <w:t>от ДКРС-ВСМ</w:t>
+              <w:t>от АО «ВНИИЖТ»</w:t>
             </w:r>
           </w:p>
         </w:tc>
@@ -1348,7 +1348,7 @@
                 <w:sz w:val="28"/>
                 <w:szCs w:val="28"/>
               </w:rPr>
-              <w:t xml:space="preserve">______________________ </w:t>
+              <w:t xml:space="preserve">САВИН </w:t>
             </w:r>
           </w:p>
           <w:p>
@@ -1364,7 +1364,7 @@
                 <w:sz w:val="28"/>
                 <w:szCs w:val="28"/>
               </w:rPr>
-              <w:t/>
+              <w:t>Александр Владимирович</w:t>
             </w:r>
           </w:p>
         </w:tc>
@@ -1412,7 +1412,7 @@
                 <w:sz w:val="28"/>
                 <w:szCs w:val="28"/>
               </w:rPr>
-              <w:t>________________________________</w:t>
+              <w:t>первый заместитель директора научного центра «Инфраструктура» – начальник отдела</w:t>
             </w:r>
           </w:p>
         </w:tc>
@@ -1462,7 +1462,7 @@
                 <w:sz w:val="28"/>
                 <w:szCs w:val="28"/>
               </w:rPr>
-              <w:t xml:space="preserve">______________________ </w:t>
+              <w:t xml:space="preserve">КУЛЬГИН </w:t>
             </w:r>
           </w:p>
           <w:p>
@@ -1478,7 +1478,7 @@
                 <w:sz w:val="28"/>
                 <w:szCs w:val="28"/>
               </w:rPr>
-              <w:t/>
+              <w:t>Константин Александрович</w:t>
             </w:r>
           </w:p>
         </w:tc>
@@ -1526,7 +1526,409 @@
                 <w:sz w:val="28"/>
                 <w:szCs w:val="28"/>
               </w:rPr>
-              <w:t>________________________________</w:t>
+              <w:t>директор по координации – начальник центра ЦУП</w:t>
+            </w:r>
+          </w:p>
+        </w:tc>
+      </w:tr>
+      <w:tr>
+        <w:trPr>
+          <w:trHeight w:val="619"/>
+        </w:trPr>
+        <w:tc>
+          <w:tcPr>
+            <w:tcW w:w="243" w:type="pct"/>
+            <w:shd w:val="clear" w:color="auto" w:fill="auto"/>
+          </w:tcPr>
+          <w:p>
+            <w:pPr>
+              <w:widowControl w:val="0"/>
+              <w:numPr>
+                <w:ilvl w:val="0"/>
+                <w:numId w:val="1"/>
+              </w:numPr>
+              <w:spacing w:before="60" w:after="60" w:line="240" w:lineRule="exact"/>
+              <w:ind w:left="357" w:hanging="357"/>
+              <w:rPr>
+                <w:snapToGrid w:val="0"/>
+                <w:sz w:val="28"/>
+                <w:szCs w:val="28"/>
+              </w:rPr>
+            </w:pPr>
+          </w:p>
+        </w:tc>
+        <w:tc>
+          <w:tcPr>
+            <w:tcW w:w="1742" w:type="pct"/>
+            <w:shd w:val="clear" w:color="auto" w:fill="auto"/>
+            <w:vAlign w:val="center"/>
+          </w:tcPr>
+          <w:p>
+            <w:pPr>
+              <w:spacing w:before="60" w:after="60" w:line="240" w:lineRule="exact"/>
+              <w:rPr>
+                <w:sz w:val="28"/>
+                <w:szCs w:val="28"/>
+              </w:rPr>
+            </w:pPr>
+            <w:r>
+              <w:rPr>
+                <w:sz w:val="28"/>
+                <w:szCs w:val="28"/>
+              </w:rPr>
+              <w:t xml:space="preserve">КАПЫРИН </w:t>
+            </w:r>
+          </w:p>
+          <w:p>
+            <w:pPr>
+              <w:spacing w:before="60" w:after="60" w:line="240" w:lineRule="exact"/>
+              <w:rPr>
+                <w:sz w:val="28"/>
+                <w:szCs w:val="28"/>
+              </w:rPr>
+            </w:pPr>
+            <w:r>
+              <w:rPr>
+                <w:sz w:val="28"/>
+                <w:szCs w:val="28"/>
+              </w:rPr>
+              <w:t>Алексей Александрович</w:t>
+            </w:r>
+          </w:p>
+        </w:tc>
+        <w:tc>
+          <w:tcPr>
+            <w:tcW w:w="172" w:type="pct"/>
+            <w:shd w:val="clear" w:color="auto" w:fill="auto"/>
+            <w:vAlign w:val="center"/>
+          </w:tcPr>
+          <w:p>
+            <w:pPr>
+              <w:jc w:val="center"/>
+              <w:rPr>
+                <w:snapToGrid w:val="0"/>
+                <w:sz w:val="28"/>
+                <w:szCs w:val="28"/>
+              </w:rPr>
+            </w:pPr>
+            <w:r>
+              <w:rPr>
+                <w:snapToGrid w:val="0"/>
+                <w:sz w:val="28"/>
+                <w:szCs w:val="28"/>
+              </w:rPr>
+              <w:t>–</w:t>
+            </w:r>
+          </w:p>
+        </w:tc>
+        <w:tc>
+          <w:tcPr>
+            <w:tcW w:w="2843" w:type="pct"/>
+            <w:shd w:val="clear" w:color="auto" w:fill="auto"/>
+            <w:vAlign w:val="center"/>
+          </w:tcPr>
+          <w:p>
+            <w:pPr>
+              <w:spacing w:before="60" w:after="60" w:line="240" w:lineRule="exact"/>
+              <w:rPr>
+                <w:sz w:val="28"/>
+                <w:szCs w:val="28"/>
+              </w:rPr>
+            </w:pPr>
+            <w:r>
+              <w:rPr>
+                <w:sz w:val="28"/>
+                <w:szCs w:val="28"/>
+              </w:rPr>
+              <w:t>заместитель начальника Центра управления проектами (ЦУП)</w:t>
+            </w:r>
+          </w:p>
+        </w:tc>
+      </w:tr>
+      <w:tr>
+        <w:tc>
+          <w:tcPr>
+            <w:tcW w:w="5000" w:type="pct"/>
+            <w:gridSpan w:val="4"/>
+            <w:shd w:val="clear" w:color="auto" w:fill="auto"/>
+            <w:vAlign w:val="center"/>
+          </w:tcPr>
+          <w:p>
+            <w:pPr>
+              <w:spacing w:before="60" w:after="60" w:line="240" w:lineRule="exact"/>
+              <w:jc w:val="center"/>
+              <w:rPr>
+                <w:sz w:val="28"/>
+                <w:szCs w:val="28"/>
+                <w:u w:val="single"/>
+              </w:rPr>
+            </w:pPr>
+            <w:r>
+              <w:rPr>
+                <w:snapToGrid w:val="0"/>
+                <w:sz w:val="28"/>
+                <w:szCs w:val="28"/>
+                <w:u w:val="single"/>
+              </w:rPr>
+              <w:t>от АО «НИИАС»</w:t>
+            </w:r>
+          </w:p>
+        </w:tc>
+      </w:tr>
+      <w:tr>
+        <w:trPr>
+          <w:trHeight w:val="619"/>
+        </w:trPr>
+        <w:tc>
+          <w:tcPr>
+            <w:tcW w:w="243" w:type="pct"/>
+            <w:shd w:val="clear" w:color="auto" w:fill="auto"/>
+          </w:tcPr>
+          <w:p>
+            <w:pPr>
+              <w:widowControl w:val="0"/>
+              <w:numPr>
+                <w:ilvl w:val="0"/>
+                <w:numId w:val="1"/>
+              </w:numPr>
+              <w:spacing w:before="60" w:after="60" w:line="240" w:lineRule="exact"/>
+              <w:ind w:left="357" w:hanging="357"/>
+              <w:rPr>
+                <w:snapToGrid w:val="0"/>
+                <w:sz w:val="28"/>
+                <w:szCs w:val="28"/>
+              </w:rPr>
+            </w:pPr>
+          </w:p>
+        </w:tc>
+        <w:tc>
+          <w:tcPr>
+            <w:tcW w:w="1742" w:type="pct"/>
+            <w:shd w:val="clear" w:color="auto" w:fill="auto"/>
+            <w:vAlign w:val="center"/>
+          </w:tcPr>
+          <w:p>
+            <w:pPr>
+              <w:spacing w:before="60" w:after="60" w:line="240" w:lineRule="exact"/>
+              <w:rPr>
+                <w:sz w:val="28"/>
+                <w:szCs w:val="28"/>
+              </w:rPr>
+            </w:pPr>
+            <w:r>
+              <w:rPr>
+                <w:sz w:val="28"/>
+                <w:szCs w:val="28"/>
+              </w:rPr>
+              <w:t xml:space="preserve">ТЕРЕХОВ </w:t>
+            </w:r>
+          </w:p>
+          <w:p>
+            <w:pPr>
+              <w:spacing w:before="60" w:after="60" w:line="240" w:lineRule="exact"/>
+              <w:rPr>
+                <w:sz w:val="28"/>
+                <w:szCs w:val="28"/>
+              </w:rPr>
+            </w:pPr>
+            <w:r>
+              <w:rPr>
+                <w:sz w:val="28"/>
+                <w:szCs w:val="28"/>
+              </w:rPr>
+              <w:t>Валерий Викторович</w:t>
+            </w:r>
+          </w:p>
+        </w:tc>
+        <w:tc>
+          <w:tcPr>
+            <w:tcW w:w="172" w:type="pct"/>
+            <w:shd w:val="clear" w:color="auto" w:fill="auto"/>
+            <w:vAlign w:val="center"/>
+          </w:tcPr>
+          <w:p>
+            <w:pPr>
+              <w:jc w:val="center"/>
+              <w:rPr>
+                <w:snapToGrid w:val="0"/>
+                <w:sz w:val="28"/>
+                <w:szCs w:val="28"/>
+              </w:rPr>
+            </w:pPr>
+            <w:r>
+              <w:rPr>
+                <w:snapToGrid w:val="0"/>
+                <w:sz w:val="28"/>
+                <w:szCs w:val="28"/>
+              </w:rPr>
+              <w:t>–</w:t>
+            </w:r>
+          </w:p>
+        </w:tc>
+        <w:tc>
+          <w:tcPr>
+            <w:tcW w:w="2843" w:type="pct"/>
+            <w:shd w:val="clear" w:color="auto" w:fill="auto"/>
+            <w:vAlign w:val="center"/>
+          </w:tcPr>
+          <w:p>
+            <w:pPr>
+              <w:spacing w:before="60" w:after="60" w:line="240" w:lineRule="exact"/>
+              <w:rPr>
+                <w:sz w:val="28"/>
+                <w:szCs w:val="28"/>
+              </w:rPr>
+            </w:pPr>
+            <w:r>
+              <w:rPr>
+                <w:sz w:val="28"/>
+                <w:szCs w:val="28"/>
+              </w:rPr>
+              <w:t>ведущий инженер отдела технологического обеспечения</w:t>
+            </w:r>
+          </w:p>
+        </w:tc>
+      </w:tr>
+      <w:tr>
+        <w:tc>
+          <w:tcPr>
+            <w:tcW w:w="5000" w:type="pct"/>
+            <w:gridSpan w:val="4"/>
+            <w:shd w:val="clear" w:color="auto" w:fill="auto"/>
+            <w:vAlign w:val="center"/>
+          </w:tcPr>
+          <w:p>
+            <w:pPr>
+              <w:spacing w:before="60" w:after="60" w:line="240" w:lineRule="exact"/>
+              <w:jc w:val="center"/>
+              <w:rPr>
+                <w:sz w:val="28"/>
+                <w:szCs w:val="28"/>
+                <w:u w:val="single"/>
+              </w:rPr>
+            </w:pPr>
+            <w:r>
+              <w:rPr>
+                <w:snapToGrid w:val="0"/>
+                <w:sz w:val="28"/>
+                <w:szCs w:val="28"/>
+                <w:u w:val="single"/>
+              </w:rPr>
+              <w:t>от ООО «ВСМ Две Столицы»</w:t>
+            </w:r>
+          </w:p>
+        </w:tc>
+      </w:tr>
+      <w:tr>
+        <w:trPr>
+          <w:trHeight w:val="619"/>
+        </w:trPr>
+        <w:tc>
+          <w:tcPr>
+            <w:tcW w:w="243" w:type="pct"/>
+            <w:shd w:val="clear" w:color="auto" w:fill="auto"/>
+          </w:tcPr>
+          <w:p>
+            <w:pPr>
+              <w:widowControl w:val="0"/>
+              <w:numPr>
+                <w:ilvl w:val="0"/>
+                <w:numId w:val="1"/>
+              </w:numPr>
+              <w:spacing w:before="60" w:after="60" w:line="240" w:lineRule="exact"/>
+              <w:ind w:left="357" w:hanging="357"/>
+              <w:rPr>
+                <w:snapToGrid w:val="0"/>
+                <w:sz w:val="28"/>
+                <w:szCs w:val="28"/>
+              </w:rPr>
+            </w:pPr>
+          </w:p>
+        </w:tc>
+        <w:tc>
+          <w:tcPr>
+            <w:tcW w:w="1742" w:type="pct"/>
+            <w:shd w:val="clear" w:color="auto" w:fill="auto"/>
+            <w:vAlign w:val="center"/>
+          </w:tcPr>
+          <w:p>
+            <w:pPr>
+              <w:spacing w:before="60" w:after="60" w:line="240" w:lineRule="exact"/>
+              <w:rPr>
+                <w:sz w:val="28"/>
+                <w:szCs w:val="28"/>
+              </w:rPr>
+            </w:pPr>
+            <w:r>
+              <w:rPr>
+                <w:sz w:val="28"/>
+                <w:szCs w:val="28"/>
+              </w:rPr>
+              <w:t xml:space="preserve">НИКИТИН </w:t>
+            </w:r>
+          </w:p>
+          <w:p>
+            <w:pPr>
+              <w:spacing w:before="60" w:after="60" w:line="240" w:lineRule="exact"/>
+              <w:rPr>
+                <w:sz w:val="28"/>
+                <w:szCs w:val="28"/>
+              </w:rPr>
+            </w:pPr>
+            <w:r>
+              <w:rPr>
+                <w:sz w:val="28"/>
+                <w:szCs w:val="28"/>
+              </w:rPr>
+              <w:t>Алексей Николаевич</w:t>
+            </w:r>
+          </w:p>
+        </w:tc>
+        <w:tc>
+          <w:tcPr>
+            <w:tcW w:w="172" w:type="pct"/>
+            <w:shd w:val="clear" w:color="auto" w:fill="auto"/>
+            <w:vAlign w:val="center"/>
+          </w:tcPr>
+          <w:p>
+            <w:pPr>
+              <w:jc w:val="center"/>
+              <w:rPr>
+                <w:snapToGrid w:val="0"/>
+                <w:sz w:val="28"/>
+                <w:szCs w:val="28"/>
+              </w:rPr>
+            </w:pPr>
+            <w:r>
+              <w:rPr>
+                <w:snapToGrid w:val="0"/>
+                <w:sz w:val="28"/>
+                <w:szCs w:val="28"/>
+              </w:rPr>
+              <w:t>–</w:t>
+            </w:r>
+          </w:p>
+        </w:tc>
+        <w:tc>
+          <w:tcPr>
+            <w:tcW w:w="2843" w:type="pct"/>
+            <w:shd w:val="clear" w:color="auto" w:fill="auto"/>
+            <w:vAlign w:val="center"/>
+          </w:tcPr>
+          <w:p>
+            <w:pPr>
+              <w:spacing w:before="60" w:after="60" w:line="240" w:lineRule="exact"/>
+              <w:rPr>
+                <w:sz w:val="28"/>
+                <w:szCs w:val="28"/>
+              </w:rPr>
+            </w:pPr>
+            <w:r>
+              <w:rPr>
+                <w:sz w:val="28"/>
+                <w:szCs w:val="28"/>
+              </w:rPr>
+              <w:t>инспектор строительного контроля (участие 12.08.2026)</w:t>
             </w:r>
           </w:p>
         </w:tc>
@@ -1543,6 +1945,2395 @@
     </w:p>
     <w:p/>
     <w:p/>
+    <w:p>
+      <w:pPr>
+        <w:pageBreakBefore/>
+        <w:spacing w:before="0" w:after="0" w:line="240" w:lineRule="exact"/>
+        <w:jc w:val="right"/>
+        <w:rPr>
+          <w:sz w:val="28"/>
+          <w:szCs w:val="28"/>
+        </w:rPr>
+      </w:pPr>
+      <w:r>
+        <w:rPr>
+          <w:sz w:val="28"/>
+          <w:szCs w:val="28"/>
+        </w:rPr>
+        <w:t xml:space="preserve">Приложение № 2</w:t>
+      </w:r>
+    </w:p>
+    <w:p>
+      <w:pPr>
+        <w:spacing w:before="0" w:after="240" w:line="240" w:lineRule="exact"/>
+        <w:jc w:val="right"/>
+        <w:rPr>
+          <w:sz w:val="28"/>
+          <w:szCs w:val="28"/>
+        </w:rPr>
+      </w:pPr>
+      <w:r>
+        <w:rPr>
+          <w:sz w:val="28"/>
+          <w:szCs w:val="28"/>
+        </w:rPr>
+        <w:t xml:space="preserve">к протоколу от 13 августа 2026 г. №____________</w:t>
+      </w:r>
+    </w:p>
+    <w:p>
+      <w:pPr>
+        <w:spacing w:before="0" w:after="0" w:line="240" w:lineRule="exact"/>
+        <w:jc w:val="center"/>
+        <w:rPr>
+          <w:sz w:val="28"/>
+          <w:szCs w:val="28"/>
+        </w:rPr>
+      </w:pPr>
+      <w:r>
+        <w:rPr>
+          <w:sz w:val="28"/>
+          <w:szCs w:val="28"/>
+        </w:rPr>
+        <w:t xml:space="preserve">СТАТУС</w:t>
+      </w:r>
+    </w:p>
+    <w:p>
+      <w:pPr>
+        <w:spacing w:before="0" w:after="240" w:line="240" w:lineRule="exact"/>
+        <w:jc w:val="center"/>
+        <w:rPr>
+          <w:sz w:val="28"/>
+          <w:szCs w:val="28"/>
+        </w:rPr>
+      </w:pPr>
+      <w:r>
+        <w:rPr>
+          <w:sz w:val="28"/>
+          <w:szCs w:val="28"/>
+        </w:rPr>
+        <w:t xml:space="preserve">готовности мест установки датчиков диагностики и мониторинга земляного полотна по состоянию на 12.08.2026</w:t>
+      </w:r>
+    </w:p>
+    <w:tbl>
+      <w:tblPr>
+        <w:tblW w:w="9640" w:type="dxa"/>
+        <w:tblBorders>
+          <w:top w:val="single" w:sz="4" w:space="0" w:color="auto"/>
+          <w:left w:val="single" w:sz="4" w:space="0" w:color="auto"/>
+          <w:bottom w:val="single" w:sz="4" w:space="0" w:color="auto"/>
+          <w:right w:val="single" w:sz="4" w:space="0" w:color="auto"/>
+          <w:insideH w:val="single" w:sz="4" w:space="0" w:color="auto"/>
+          <w:insideV w:val="single" w:sz="4" w:space="0" w:color="auto"/>
+        </w:tblBorders>
+        <w:tblLayout w:type="fixed"/>
+      </w:tblPr>
+      <w:tblGrid>
+        <w:gridCol w:w="900"/>
+        <w:gridCol w:w="3300"/>
+        <w:gridCol w:w="5440"/>
+      </w:tblGrid>
+      <w:tr>
+        <w:tc>
+          <w:tcPr>
+            <w:tcW w:w="900" w:type="dxa"/>
+            <w:vAlign w:val="center"/>
+          </w:tcPr>
+          <w:p>
+            <w:pPr>
+              <w:spacing w:before="40" w:after="40" w:line="240" w:lineRule="exact"/>
+              <w:jc w:val="center"/>
+              <w:rPr>
+                <w:b/>
+                <w:bCs/>
+                <w:sz w:val="24"/>
+                <w:szCs w:val="24"/>
+              </w:rPr>
+            </w:pPr>
+            <w:r>
+              <w:rPr>
+                <w:b/>
+                <w:bCs/>
+                <w:sz w:val="24"/>
+                <w:szCs w:val="24"/>
+              </w:rPr>
+              <w:t xml:space="preserve">№ точки</w:t>
+            </w:r>
+          </w:p>
+        </w:tc>
+        <w:tc>
+          <w:tcPr>
+            <w:tcW w:w="3300" w:type="dxa"/>
+            <w:vAlign w:val="center"/>
+          </w:tcPr>
+          <w:p>
+            <w:pPr>
+              <w:spacing w:before="40" w:after="40" w:line="240" w:lineRule="exact"/>
+              <w:jc w:val="center"/>
+              <w:rPr>
+                <w:b/>
+                <w:bCs/>
+                <w:sz w:val="24"/>
+                <w:szCs w:val="24"/>
+              </w:rPr>
+            </w:pPr>
+            <w:r>
+              <w:rPr>
+                <w:b/>
+                <w:bCs/>
+                <w:sz w:val="24"/>
+                <w:szCs w:val="24"/>
+              </w:rPr>
+              <w:t xml:space="preserve">Расположение</w:t>
+            </w:r>
+          </w:p>
+        </w:tc>
+        <w:tc>
+          <w:tcPr>
+            <w:tcW w:w="5440" w:type="dxa"/>
+            <w:vAlign w:val="center"/>
+          </w:tcPr>
+          <w:p>
+            <w:pPr>
+              <w:spacing w:before="40" w:after="40" w:line="240" w:lineRule="exact"/>
+              <w:jc w:val="center"/>
+              <w:rPr>
+                <w:b/>
+                <w:bCs/>
+                <w:sz w:val="24"/>
+                <w:szCs w:val="24"/>
+              </w:rPr>
+            </w:pPr>
+            <w:r>
+              <w:rPr>
+                <w:b/>
+                <w:bCs/>
+                <w:sz w:val="24"/>
+                <w:szCs w:val="24"/>
+              </w:rPr>
+              <w:t xml:space="preserve">Фактическое состояние и возможный срок установки датчиков</w:t>
+            </w:r>
+          </w:p>
+        </w:tc>
+      </w:tr>
+      <w:tr>
+        <w:tc>
+          <w:tcPr>
+            <w:tcW w:w="900" w:type="dxa"/>
+            <w:vAlign w:val="center"/>
+          </w:tcPr>
+          <w:p>
+            <w:pPr>
+              <w:spacing w:before="40" w:after="40" w:line="240" w:lineRule="exact"/>
+              <w:jc w:val="center"/>
+              <w:rPr>
+                <w:sz w:val="24"/>
+                <w:szCs w:val="24"/>
+              </w:rPr>
+            </w:pPr>
+            <w:r>
+              <w:rPr>
+                <w:sz w:val="24"/>
+                <w:szCs w:val="24"/>
+              </w:rPr>
+              <w:t xml:space="preserve">1</w:t>
+            </w:r>
+          </w:p>
+        </w:tc>
+        <w:tc>
+          <w:tcPr>
+            <w:tcW w:w="3300" w:type="dxa"/>
+            <w:vAlign w:val="center"/>
+          </w:tcPr>
+          <w:p>
+            <w:pPr>
+              <w:spacing w:before="40" w:after="40" w:line="240" w:lineRule="exact"/>
+              <w:jc w:val="left"/>
+              <w:rPr>
+                <w:sz w:val="24"/>
+                <w:szCs w:val="24"/>
+              </w:rPr>
+            </w:pPr>
+            <w:r>
+              <w:rPr>
+                <w:sz w:val="24"/>
+                <w:szCs w:val="24"/>
+              </w:rPr>
+              <w:t xml:space="preserve">ПК 4865+49,32</w:t>
+            </w:r>
+          </w:p>
+        </w:tc>
+        <w:tc>
+          <w:tcPr>
+            <w:tcW w:w="5440" w:type="dxa"/>
+            <w:vAlign w:val="center"/>
+          </w:tcPr>
+          <w:p>
+            <w:pPr>
+              <w:spacing w:before="40" w:after="40" w:line="240" w:lineRule="exact"/>
+              <w:jc w:val="left"/>
+              <w:rPr>
+                <w:sz w:val="24"/>
+                <w:szCs w:val="24"/>
+              </w:rPr>
+            </w:pPr>
+            <w:r>
+              <w:rPr>
+                <w:sz w:val="24"/>
+                <w:szCs w:val="24"/>
+              </w:rPr>
+              <w:t xml:space="preserve">Выполнены работы по выемке слабого грунта на 1 м, потребовалась замена проектного решения с заглублением выемки до 3 м. Установка датчиков в нижний слой возможна до 20.08.2026</w:t>
+            </w:r>
+          </w:p>
+        </w:tc>
+      </w:tr>
+      <w:tr>
+        <w:tc>
+          <w:tcPr>
+            <w:tcW w:w="900" w:type="dxa"/>
+            <w:vAlign w:val="center"/>
+          </w:tcPr>
+          <w:p>
+            <w:pPr>
+              <w:spacing w:before="40" w:after="40" w:line="240" w:lineRule="exact"/>
+              <w:jc w:val="center"/>
+              <w:rPr>
+                <w:sz w:val="24"/>
+                <w:szCs w:val="24"/>
+              </w:rPr>
+            </w:pPr>
+            <w:r>
+              <w:rPr>
+                <w:sz w:val="24"/>
+                <w:szCs w:val="24"/>
+              </w:rPr>
+              <w:t xml:space="preserve">2</w:t>
+            </w:r>
+          </w:p>
+        </w:tc>
+        <w:tc>
+          <w:tcPr>
+            <w:tcW w:w="3300" w:type="dxa"/>
+            <w:vAlign w:val="center"/>
+          </w:tcPr>
+          <w:p>
+            <w:pPr>
+              <w:spacing w:before="40" w:after="40" w:line="240" w:lineRule="exact"/>
+              <w:jc w:val="left"/>
+              <w:rPr>
+                <w:sz w:val="24"/>
+                <w:szCs w:val="24"/>
+              </w:rPr>
+            </w:pPr>
+            <w:r>
+              <w:rPr>
+                <w:sz w:val="24"/>
+                <w:szCs w:val="24"/>
+              </w:rPr>
+              <w:t xml:space="preserve">ПК 4866+77,72</w:t>
+            </w:r>
+          </w:p>
+        </w:tc>
+        <w:tc>
+          <w:tcPr>
+            <w:tcW w:w="5440" w:type="dxa"/>
+            <w:vAlign w:val="center"/>
+          </w:tcPr>
+          <w:p>
+            <w:pPr>
+              <w:spacing w:before="40" w:after="40" w:line="240" w:lineRule="exact"/>
+              <w:jc w:val="left"/>
+              <w:rPr>
+                <w:sz w:val="24"/>
+                <w:szCs w:val="24"/>
+              </w:rPr>
+            </w:pPr>
+            <w:r>
+              <w:rPr>
+                <w:sz w:val="24"/>
+                <w:szCs w:val="24"/>
+              </w:rPr>
+              <w:t xml:space="preserve">Земполотно не отсыпано, ведется замена слабого грунта. Установка датчиков в нижний слой возможна до 10.09.2026</w:t>
+            </w:r>
+          </w:p>
+        </w:tc>
+      </w:tr>
+      <w:tr>
+        <w:tc>
+          <w:tcPr>
+            <w:tcW w:w="900" w:type="dxa"/>
+            <w:vAlign w:val="center"/>
+          </w:tcPr>
+          <w:p>
+            <w:pPr>
+              <w:spacing w:before="40" w:after="40" w:line="240" w:lineRule="exact"/>
+              <w:jc w:val="center"/>
+              <w:rPr>
+                <w:sz w:val="24"/>
+                <w:szCs w:val="24"/>
+              </w:rPr>
+            </w:pPr>
+            <w:r>
+              <w:rPr>
+                <w:sz w:val="24"/>
+                <w:szCs w:val="24"/>
+              </w:rPr>
+              <w:t xml:space="preserve">3</w:t>
+            </w:r>
+          </w:p>
+        </w:tc>
+        <w:tc>
+          <w:tcPr>
+            <w:tcW w:w="3300" w:type="dxa"/>
+            <w:vAlign w:val="center"/>
+          </w:tcPr>
+          <w:p>
+            <w:pPr>
+              <w:spacing w:before="40" w:after="40" w:line="240" w:lineRule="exact"/>
+              <w:jc w:val="left"/>
+              <w:rPr>
+                <w:sz w:val="24"/>
+                <w:szCs w:val="24"/>
+              </w:rPr>
+            </w:pPr>
+            <w:r>
+              <w:rPr>
+                <w:sz w:val="24"/>
+                <w:szCs w:val="24"/>
+              </w:rPr>
+              <w:t xml:space="preserve">ПК 4868+26,36</w:t>
+            </w:r>
+          </w:p>
+        </w:tc>
+        <w:tc>
+          <w:tcPr>
+            <w:tcW w:w="5440" w:type="dxa"/>
+            <w:vAlign w:val="center"/>
+          </w:tcPr>
+          <w:p>
+            <w:pPr>
+              <w:spacing w:before="40" w:after="40" w:line="240" w:lineRule="exact"/>
+              <w:jc w:val="left"/>
+              <w:rPr>
+                <w:sz w:val="24"/>
+                <w:szCs w:val="24"/>
+              </w:rPr>
+            </w:pPr>
+            <w:r>
+              <w:rPr>
+                <w:sz w:val="24"/>
+                <w:szCs w:val="24"/>
+              </w:rPr>
+              <w:t xml:space="preserve">Ведется работа по свайному основанию, установка датчиков на уровне ростверков возможна до 15.09.2026</w:t>
+            </w:r>
+          </w:p>
+        </w:tc>
+      </w:tr>
+      <w:tr>
+        <w:tc>
+          <w:tcPr>
+            <w:tcW w:w="900" w:type="dxa"/>
+            <w:vAlign w:val="center"/>
+          </w:tcPr>
+          <w:p>
+            <w:pPr>
+              <w:spacing w:before="40" w:after="40" w:line="240" w:lineRule="exact"/>
+              <w:jc w:val="center"/>
+              <w:rPr>
+                <w:sz w:val="24"/>
+                <w:szCs w:val="24"/>
+              </w:rPr>
+            </w:pPr>
+            <w:r>
+              <w:rPr>
+                <w:sz w:val="24"/>
+                <w:szCs w:val="24"/>
+              </w:rPr>
+              <w:t xml:space="preserve">4</w:t>
+            </w:r>
+          </w:p>
+        </w:tc>
+        <w:tc>
+          <w:tcPr>
+            <w:tcW w:w="3300" w:type="dxa"/>
+            <w:vAlign w:val="center"/>
+          </w:tcPr>
+          <w:p>
+            <w:pPr>
+              <w:spacing w:before="40" w:after="40" w:line="240" w:lineRule="exact"/>
+              <w:jc w:val="left"/>
+              <w:rPr>
+                <w:sz w:val="24"/>
+                <w:szCs w:val="24"/>
+              </w:rPr>
+            </w:pPr>
+            <w:r>
+              <w:rPr>
+                <w:sz w:val="24"/>
+                <w:szCs w:val="24"/>
+              </w:rPr>
+              <w:t xml:space="preserve">ПК 4875+56,22</w:t>
+            </w:r>
+          </w:p>
+        </w:tc>
+        <w:tc>
+          <w:tcPr>
+            <w:tcW w:w="5440" w:type="dxa"/>
+            <w:vAlign w:val="center"/>
+          </w:tcPr>
+          <w:p>
+            <w:pPr>
+              <w:spacing w:before="40" w:after="40" w:line="240" w:lineRule="exact"/>
+              <w:jc w:val="left"/>
+              <w:rPr>
+                <w:sz w:val="24"/>
+                <w:szCs w:val="24"/>
+              </w:rPr>
+            </w:pPr>
+            <w:r>
+              <w:rPr>
+                <w:sz w:val="24"/>
+                <w:szCs w:val="24"/>
+              </w:rPr>
+              <w:t xml:space="preserve">Замена грунта на глубину 1,5 метра выполнена. Ведется работа по свайному основанию, установка датчиков на уровне ростверков возможна до 15.09.2026</w:t>
+            </w:r>
+          </w:p>
+        </w:tc>
+      </w:tr>
+      <w:tr>
+        <w:tc>
+          <w:tcPr>
+            <w:tcW w:w="900" w:type="dxa"/>
+            <w:vAlign w:val="center"/>
+          </w:tcPr>
+          <w:p>
+            <w:pPr>
+              <w:spacing w:before="40" w:after="40" w:line="240" w:lineRule="exact"/>
+              <w:jc w:val="center"/>
+              <w:rPr>
+                <w:sz w:val="24"/>
+                <w:szCs w:val="24"/>
+              </w:rPr>
+            </w:pPr>
+            <w:r>
+              <w:rPr>
+                <w:sz w:val="24"/>
+                <w:szCs w:val="24"/>
+              </w:rPr>
+              <w:t xml:space="preserve">5</w:t>
+            </w:r>
+          </w:p>
+        </w:tc>
+        <w:tc>
+          <w:tcPr>
+            <w:tcW w:w="3300" w:type="dxa"/>
+            <w:vAlign w:val="center"/>
+          </w:tcPr>
+          <w:p>
+            <w:pPr>
+              <w:spacing w:before="40" w:after="40" w:line="240" w:lineRule="exact"/>
+              <w:jc w:val="left"/>
+              <w:rPr>
+                <w:sz w:val="24"/>
+                <w:szCs w:val="24"/>
+              </w:rPr>
+            </w:pPr>
+            <w:r>
+              <w:rPr>
+                <w:sz w:val="24"/>
+                <w:szCs w:val="24"/>
+              </w:rPr>
+              <w:t xml:space="preserve">ПК 4877+62,64</w:t>
+            </w:r>
+          </w:p>
+        </w:tc>
+        <w:tc>
+          <w:tcPr>
+            <w:tcW w:w="5440" w:type="dxa"/>
+            <w:vAlign w:val="center"/>
+          </w:tcPr>
+          <w:p>
+            <w:pPr>
+              <w:spacing w:before="40" w:after="40" w:line="240" w:lineRule="exact"/>
+              <w:jc w:val="left"/>
+              <w:rPr>
+                <w:sz w:val="24"/>
+                <w:szCs w:val="24"/>
+              </w:rPr>
+            </w:pPr>
+            <w:r>
+              <w:rPr>
+                <w:sz w:val="24"/>
+                <w:szCs w:val="24"/>
+              </w:rPr>
+              <w:t xml:space="preserve">Замена грунта на глубину 1,5 метра выполнена. Ведется работа по свайному основанию, установка датчиков на уровне ростверков возможна до 15.09.2026</w:t>
+            </w:r>
+          </w:p>
+        </w:tc>
+      </w:tr>
+      <w:tr>
+        <w:tc>
+          <w:tcPr>
+            <w:tcW w:w="900" w:type="dxa"/>
+            <w:vAlign w:val="center"/>
+          </w:tcPr>
+          <w:p>
+            <w:pPr>
+              <w:spacing w:before="40" w:after="40" w:line="240" w:lineRule="exact"/>
+              <w:jc w:val="center"/>
+              <w:rPr>
+                <w:sz w:val="24"/>
+                <w:szCs w:val="24"/>
+              </w:rPr>
+            </w:pPr>
+            <w:r>
+              <w:rPr>
+                <w:sz w:val="24"/>
+                <w:szCs w:val="24"/>
+              </w:rPr>
+              <w:t xml:space="preserve">6</w:t>
+            </w:r>
+          </w:p>
+        </w:tc>
+        <w:tc>
+          <w:tcPr>
+            <w:tcW w:w="3300" w:type="dxa"/>
+            <w:vAlign w:val="center"/>
+          </w:tcPr>
+          <w:p>
+            <w:pPr>
+              <w:spacing w:before="40" w:after="40" w:line="240" w:lineRule="exact"/>
+              <w:jc w:val="left"/>
+              <w:rPr>
+                <w:sz w:val="24"/>
+                <w:szCs w:val="24"/>
+              </w:rPr>
+            </w:pPr>
+            <w:r>
+              <w:rPr>
+                <w:sz w:val="24"/>
+                <w:szCs w:val="24"/>
+              </w:rPr>
+              <w:t xml:space="preserve">ПК 4887+82,31</w:t>
+            </w:r>
+          </w:p>
+        </w:tc>
+        <w:tc>
+          <w:tcPr>
+            <w:tcW w:w="5440" w:type="dxa"/>
+            <w:vAlign w:val="center"/>
+          </w:tcPr>
+          <w:p>
+            <w:pPr>
+              <w:spacing w:before="40" w:after="40" w:line="240" w:lineRule="exact"/>
+              <w:jc w:val="left"/>
+              <w:rPr>
+                <w:sz w:val="24"/>
+                <w:szCs w:val="24"/>
+              </w:rPr>
+            </w:pPr>
+            <w:r>
+              <w:rPr>
+                <w:sz w:val="24"/>
+                <w:szCs w:val="24"/>
+              </w:rPr>
+              <w:t xml:space="preserve">Свайное основание установлено, работы по установке ростверков в процессе. Возможна установка датчиков в слой на уровне ростверков до 01.09.2026</w:t>
+            </w:r>
+          </w:p>
+        </w:tc>
+      </w:tr>
+      <w:tr>
+        <w:tc>
+          <w:tcPr>
+            <w:tcW w:w="900" w:type="dxa"/>
+            <w:vAlign w:val="center"/>
+          </w:tcPr>
+          <w:p>
+            <w:pPr>
+              <w:spacing w:before="40" w:after="40" w:line="240" w:lineRule="exact"/>
+              <w:jc w:val="center"/>
+              <w:rPr>
+                <w:sz w:val="24"/>
+                <w:szCs w:val="24"/>
+              </w:rPr>
+            </w:pPr>
+            <w:r>
+              <w:rPr>
+                <w:sz w:val="24"/>
+                <w:szCs w:val="24"/>
+              </w:rPr>
+              <w:t xml:space="preserve">7</w:t>
+            </w:r>
+          </w:p>
+        </w:tc>
+        <w:tc>
+          <w:tcPr>
+            <w:tcW w:w="3300" w:type="dxa"/>
+            <w:vAlign w:val="center"/>
+          </w:tcPr>
+          <w:p>
+            <w:pPr>
+              <w:spacing w:before="40" w:after="40" w:line="240" w:lineRule="exact"/>
+              <w:jc w:val="left"/>
+              <w:rPr>
+                <w:sz w:val="24"/>
+                <w:szCs w:val="24"/>
+              </w:rPr>
+            </w:pPr>
+            <w:r>
+              <w:rPr>
+                <w:sz w:val="24"/>
+                <w:szCs w:val="24"/>
+              </w:rPr>
+              <w:t xml:space="preserve">ПК 4890+76,16</w:t>
+            </w:r>
+          </w:p>
+        </w:tc>
+        <w:tc>
+          <w:tcPr>
+            <w:tcW w:w="5440" w:type="dxa"/>
+            <w:vAlign w:val="center"/>
+          </w:tcPr>
+          <w:p>
+            <w:pPr>
+              <w:spacing w:before="40" w:after="40" w:line="240" w:lineRule="exact"/>
+              <w:jc w:val="left"/>
+              <w:rPr>
+                <w:sz w:val="24"/>
+                <w:szCs w:val="24"/>
+              </w:rPr>
+            </w:pPr>
+            <w:r>
+              <w:rPr>
+                <w:sz w:val="24"/>
+                <w:szCs w:val="24"/>
+              </w:rPr>
+              <w:t xml:space="preserve">Забивные сваи установлены, возможна установка датчиков в насыпь в срок до 15.09.2026</w:t>
+            </w:r>
+          </w:p>
+        </w:tc>
+      </w:tr>
+      <w:tr>
+        <w:tc>
+          <w:tcPr>
+            <w:tcW w:w="900" w:type="dxa"/>
+            <w:vAlign w:val="center"/>
+          </w:tcPr>
+          <w:p>
+            <w:pPr>
+              <w:spacing w:before="40" w:after="40" w:line="240" w:lineRule="exact"/>
+              <w:jc w:val="center"/>
+              <w:rPr>
+                <w:sz w:val="24"/>
+                <w:szCs w:val="24"/>
+              </w:rPr>
+            </w:pPr>
+            <w:r>
+              <w:rPr>
+                <w:sz w:val="24"/>
+                <w:szCs w:val="24"/>
+              </w:rPr>
+              <w:t xml:space="preserve">8</w:t>
+            </w:r>
+          </w:p>
+        </w:tc>
+        <w:tc>
+          <w:tcPr>
+            <w:tcW w:w="3300" w:type="dxa"/>
+            <w:vAlign w:val="center"/>
+          </w:tcPr>
+          <w:p>
+            <w:pPr>
+              <w:spacing w:before="40" w:after="40" w:line="240" w:lineRule="exact"/>
+              <w:jc w:val="left"/>
+              <w:rPr>
+                <w:sz w:val="24"/>
+                <w:szCs w:val="24"/>
+              </w:rPr>
+            </w:pPr>
+            <w:r>
+              <w:rPr>
+                <w:sz w:val="24"/>
+                <w:szCs w:val="24"/>
+              </w:rPr>
+              <w:t xml:space="preserve">ПК 4892+24,80</w:t>
+            </w:r>
+          </w:p>
+        </w:tc>
+        <w:tc>
+          <w:tcPr>
+            <w:tcW w:w="5440" w:type="dxa"/>
+            <w:vAlign w:val="center"/>
+          </w:tcPr>
+          <w:p>
+            <w:pPr>
+              <w:spacing w:before="40" w:after="40" w:line="240" w:lineRule="exact"/>
+              <w:jc w:val="left"/>
+              <w:rPr>
+                <w:sz w:val="24"/>
+                <w:szCs w:val="24"/>
+              </w:rPr>
+            </w:pPr>
+            <w:r>
+              <w:rPr>
+                <w:sz w:val="24"/>
+                <w:szCs w:val="24"/>
+              </w:rPr>
+              <w:t xml:space="preserve">Забивные сваи установлены, возможна установка датчиков в насыпь в срок до 15.09.2026</w:t>
+            </w:r>
+          </w:p>
+        </w:tc>
+      </w:tr>
+      <w:tr>
+        <w:tc>
+          <w:tcPr>
+            <w:tcW w:w="900" w:type="dxa"/>
+            <w:vAlign w:val="center"/>
+          </w:tcPr>
+          <w:p>
+            <w:pPr>
+              <w:spacing w:before="40" w:after="40" w:line="240" w:lineRule="exact"/>
+              <w:jc w:val="center"/>
+              <w:rPr>
+                <w:sz w:val="24"/>
+                <w:szCs w:val="24"/>
+              </w:rPr>
+            </w:pPr>
+            <w:r>
+              <w:rPr>
+                <w:sz w:val="24"/>
+                <w:szCs w:val="24"/>
+              </w:rPr>
+              <w:t xml:space="preserve">9</w:t>
+            </w:r>
+          </w:p>
+        </w:tc>
+        <w:tc>
+          <w:tcPr>
+            <w:tcW w:w="3300" w:type="dxa"/>
+            <w:vAlign w:val="center"/>
+          </w:tcPr>
+          <w:p>
+            <w:pPr>
+              <w:spacing w:before="40" w:after="40" w:line="240" w:lineRule="exact"/>
+              <w:jc w:val="left"/>
+              <w:rPr>
+                <w:sz w:val="24"/>
+                <w:szCs w:val="24"/>
+              </w:rPr>
+            </w:pPr>
+            <w:r>
+              <w:rPr>
+                <w:sz w:val="24"/>
+                <w:szCs w:val="24"/>
+              </w:rPr>
+              <w:t xml:space="preserve">ПК 4893+53,20</w:t>
+            </w:r>
+          </w:p>
+        </w:tc>
+        <w:tc>
+          <w:tcPr>
+            <w:tcW w:w="5440" w:type="dxa"/>
+            <w:vAlign w:val="center"/>
+          </w:tcPr>
+          <w:p>
+            <w:pPr>
+              <w:spacing w:before="40" w:after="40" w:line="240" w:lineRule="exact"/>
+              <w:jc w:val="left"/>
+              <w:rPr>
+                <w:sz w:val="24"/>
+                <w:szCs w:val="24"/>
+              </w:rPr>
+            </w:pPr>
+            <w:r>
+              <w:rPr>
+                <w:sz w:val="24"/>
+                <w:szCs w:val="24"/>
+              </w:rPr>
+              <w:t xml:space="preserve">Забивные сваи установлены, возможна установка датчиков в насыпь в срок до 15.09.2026</w:t>
+            </w:r>
+          </w:p>
+        </w:tc>
+      </w:tr>
+      <w:tr>
+        <w:tc>
+          <w:tcPr>
+            <w:tcW w:w="900" w:type="dxa"/>
+            <w:vAlign w:val="center"/>
+          </w:tcPr>
+          <w:p>
+            <w:pPr>
+              <w:spacing w:before="40" w:after="40" w:line="240" w:lineRule="exact"/>
+              <w:jc w:val="center"/>
+              <w:rPr>
+                <w:sz w:val="24"/>
+                <w:szCs w:val="24"/>
+              </w:rPr>
+            </w:pPr>
+            <w:r>
+              <w:rPr>
+                <w:sz w:val="24"/>
+                <w:szCs w:val="24"/>
+              </w:rPr>
+              <w:t xml:space="preserve">10</w:t>
+            </w:r>
+          </w:p>
+        </w:tc>
+        <w:tc>
+          <w:tcPr>
+            <w:tcW w:w="3300" w:type="dxa"/>
+            <w:vAlign w:val="center"/>
+          </w:tcPr>
+          <w:p>
+            <w:pPr>
+              <w:spacing w:before="40" w:after="40" w:line="240" w:lineRule="exact"/>
+              <w:jc w:val="left"/>
+              <w:rPr>
+                <w:sz w:val="24"/>
+                <w:szCs w:val="24"/>
+              </w:rPr>
+            </w:pPr>
+            <w:r>
+              <w:rPr>
+                <w:sz w:val="24"/>
+                <w:szCs w:val="24"/>
+              </w:rPr>
+              <w:t xml:space="preserve">ПК 5149+45,24</w:t>
+            </w:r>
+          </w:p>
+        </w:tc>
+        <w:tc>
+          <w:tcPr>
+            <w:tcW w:w="5440" w:type="dxa"/>
+            <w:vAlign w:val="center"/>
+          </w:tcPr>
+          <w:p>
+            <w:pPr>
+              <w:spacing w:before="40" w:after="40" w:line="240" w:lineRule="exact"/>
+              <w:jc w:val="left"/>
+              <w:rPr>
+                <w:sz w:val="24"/>
+                <w:szCs w:val="24"/>
+              </w:rPr>
+            </w:pPr>
+            <w:r>
+              <w:rPr>
+                <w:sz w:val="24"/>
+                <w:szCs w:val="24"/>
+              </w:rPr>
+              <w:t xml:space="preserve">Противодеформационные мероприятия проведены. Ведется отсыпка насыпи в срок до 15.08.2026</w:t>
+            </w:r>
+          </w:p>
+        </w:tc>
+      </w:tr>
+      <w:tr>
+        <w:tc>
+          <w:tcPr>
+            <w:tcW w:w="900" w:type="dxa"/>
+            <w:vAlign w:val="center"/>
+          </w:tcPr>
+          <w:p>
+            <w:pPr>
+              <w:spacing w:before="40" w:after="40" w:line="240" w:lineRule="exact"/>
+              <w:jc w:val="center"/>
+              <w:rPr>
+                <w:sz w:val="24"/>
+                <w:szCs w:val="24"/>
+              </w:rPr>
+            </w:pPr>
+            <w:r>
+              <w:rPr>
+                <w:sz w:val="24"/>
+                <w:szCs w:val="24"/>
+              </w:rPr>
+              <w:t xml:space="preserve">11</w:t>
+            </w:r>
+          </w:p>
+        </w:tc>
+        <w:tc>
+          <w:tcPr>
+            <w:tcW w:w="3300" w:type="dxa"/>
+            <w:vAlign w:val="center"/>
+          </w:tcPr>
+          <w:p>
+            <w:pPr>
+              <w:spacing w:before="40" w:after="40" w:line="240" w:lineRule="exact"/>
+              <w:jc w:val="left"/>
+              <w:rPr>
+                <w:sz w:val="24"/>
+                <w:szCs w:val="24"/>
+              </w:rPr>
+            </w:pPr>
+            <w:r>
+              <w:rPr>
+                <w:sz w:val="24"/>
+                <w:szCs w:val="24"/>
+              </w:rPr>
+              <w:t xml:space="preserve">ПК 5150+73,64</w:t>
+            </w:r>
+          </w:p>
+        </w:tc>
+        <w:tc>
+          <w:tcPr>
+            <w:tcW w:w="5440" w:type="dxa"/>
+            <w:vAlign w:val="center"/>
+          </w:tcPr>
+          <w:p>
+            <w:pPr>
+              <w:spacing w:before="40" w:after="40" w:line="240" w:lineRule="exact"/>
+              <w:jc w:val="left"/>
+              <w:rPr>
+                <w:sz w:val="24"/>
+                <w:szCs w:val="24"/>
+              </w:rPr>
+            </w:pPr>
+            <w:r>
+              <w:rPr>
+                <w:sz w:val="24"/>
+                <w:szCs w:val="24"/>
+              </w:rPr>
+              <w:t xml:space="preserve">Противодеформационные мероприятия проведены. Ведется отсыпка насыпи в срок до 15.08.2026</w:t>
+            </w:r>
+          </w:p>
+        </w:tc>
+      </w:tr>
+      <w:tr>
+        <w:tc>
+          <w:tcPr>
+            <w:tcW w:w="900" w:type="dxa"/>
+            <w:vAlign w:val="center"/>
+          </w:tcPr>
+          <w:p>
+            <w:pPr>
+              <w:spacing w:before="40" w:after="40" w:line="240" w:lineRule="exact"/>
+              <w:jc w:val="center"/>
+              <w:rPr>
+                <w:sz w:val="24"/>
+                <w:szCs w:val="24"/>
+              </w:rPr>
+            </w:pPr>
+            <w:r>
+              <w:rPr>
+                <w:sz w:val="24"/>
+                <w:szCs w:val="24"/>
+              </w:rPr>
+              <w:t xml:space="preserve">12</w:t>
+            </w:r>
+          </w:p>
+        </w:tc>
+        <w:tc>
+          <w:tcPr>
+            <w:tcW w:w="3300" w:type="dxa"/>
+            <w:vAlign w:val="center"/>
+          </w:tcPr>
+          <w:p>
+            <w:pPr>
+              <w:spacing w:before="40" w:after="40" w:line="240" w:lineRule="exact"/>
+              <w:jc w:val="left"/>
+              <w:rPr>
+                <w:sz w:val="24"/>
+                <w:szCs w:val="24"/>
+              </w:rPr>
+            </w:pPr>
+            <w:r>
+              <w:rPr>
+                <w:sz w:val="24"/>
+                <w:szCs w:val="24"/>
+              </w:rPr>
+              <w:t xml:space="preserve">ПК 5152+22,28</w:t>
+            </w:r>
+          </w:p>
+        </w:tc>
+        <w:tc>
+          <w:tcPr>
+            <w:tcW w:w="5440" w:type="dxa"/>
+            <w:vAlign w:val="center"/>
+          </w:tcPr>
+          <w:p>
+            <w:pPr>
+              <w:spacing w:before="40" w:after="40" w:line="240" w:lineRule="exact"/>
+              <w:jc w:val="left"/>
+              <w:rPr>
+                <w:sz w:val="24"/>
+                <w:szCs w:val="24"/>
+              </w:rPr>
+            </w:pPr>
+            <w:r>
+              <w:rPr>
+                <w:sz w:val="24"/>
+                <w:szCs w:val="24"/>
+              </w:rPr>
+              <w:t xml:space="preserve">Противодеформационные мероприятия проведены. Ведется отсыпка насыпи в срок до 15.08.2026</w:t>
+            </w:r>
+          </w:p>
+        </w:tc>
+      </w:tr>
+      <w:tr>
+        <w:tc>
+          <w:tcPr>
+            <w:tcW w:w="900" w:type="dxa"/>
+            <w:vAlign w:val="center"/>
+          </w:tcPr>
+          <w:p>
+            <w:pPr>
+              <w:spacing w:before="40" w:after="40" w:line="240" w:lineRule="exact"/>
+              <w:jc w:val="center"/>
+              <w:rPr>
+                <w:sz w:val="24"/>
+                <w:szCs w:val="24"/>
+              </w:rPr>
+            </w:pPr>
+            <w:r>
+              <w:rPr>
+                <w:sz w:val="24"/>
+                <w:szCs w:val="24"/>
+              </w:rPr>
+              <w:t xml:space="preserve">13</w:t>
+            </w:r>
+          </w:p>
+        </w:tc>
+        <w:tc>
+          <w:tcPr>
+            <w:tcW w:w="3300" w:type="dxa"/>
+            <w:vAlign w:val="center"/>
+          </w:tcPr>
+          <w:p>
+            <w:pPr>
+              <w:spacing w:before="40" w:after="40" w:line="240" w:lineRule="exact"/>
+              <w:jc w:val="left"/>
+              <w:rPr>
+                <w:sz w:val="24"/>
+                <w:szCs w:val="24"/>
+              </w:rPr>
+            </w:pPr>
+            <w:r>
+              <w:rPr>
+                <w:sz w:val="24"/>
+                <w:szCs w:val="24"/>
+              </w:rPr>
+              <w:t xml:space="preserve">ПК 5153+50,68</w:t>
+            </w:r>
+          </w:p>
+        </w:tc>
+        <w:tc>
+          <w:tcPr>
+            <w:tcW w:w="5440" w:type="dxa"/>
+            <w:vAlign w:val="center"/>
+          </w:tcPr>
+          <w:p>
+            <w:pPr>
+              <w:spacing w:before="40" w:after="40" w:line="240" w:lineRule="exact"/>
+              <w:jc w:val="left"/>
+              <w:rPr>
+                <w:sz w:val="24"/>
+                <w:szCs w:val="24"/>
+              </w:rPr>
+            </w:pPr>
+            <w:r>
+              <w:rPr>
+                <w:sz w:val="24"/>
+                <w:szCs w:val="24"/>
+              </w:rPr>
+              <w:t xml:space="preserve">Противодеформационные мероприятия проведены. Ведется отсыпка насыпи в срок до 15.08.2026</w:t>
+            </w:r>
+          </w:p>
+        </w:tc>
+      </w:tr>
+      <w:tr>
+        <w:tc>
+          <w:tcPr>
+            <w:tcW w:w="900" w:type="dxa"/>
+            <w:vAlign w:val="center"/>
+          </w:tcPr>
+          <w:p>
+            <w:pPr>
+              <w:spacing w:before="40" w:after="40" w:line="240" w:lineRule="exact"/>
+              <w:jc w:val="center"/>
+              <w:rPr>
+                <w:sz w:val="24"/>
+                <w:szCs w:val="24"/>
+              </w:rPr>
+            </w:pPr>
+            <w:r>
+              <w:rPr>
+                <w:sz w:val="24"/>
+                <w:szCs w:val="24"/>
+              </w:rPr>
+              <w:t xml:space="preserve">14</w:t>
+            </w:r>
+          </w:p>
+        </w:tc>
+        <w:tc>
+          <w:tcPr>
+            <w:tcW w:w="3300" w:type="dxa"/>
+            <w:vAlign w:val="center"/>
+          </w:tcPr>
+          <w:p>
+            <w:pPr>
+              <w:spacing w:before="40" w:after="40" w:line="240" w:lineRule="exact"/>
+              <w:jc w:val="left"/>
+              <w:rPr>
+                <w:sz w:val="24"/>
+                <w:szCs w:val="24"/>
+              </w:rPr>
+            </w:pPr>
+            <w:r>
+              <w:rPr>
+                <w:sz w:val="24"/>
+                <w:szCs w:val="24"/>
+              </w:rPr>
+              <w:t xml:space="preserve">ПК 4931+20,33 – ПК 4938+19,34</w:t>
+            </w:r>
+          </w:p>
+        </w:tc>
+        <w:tc>
+          <w:tcPr>
+            <w:tcW w:w="5440" w:type="dxa"/>
+            <w:vAlign w:val="center"/>
+          </w:tcPr>
+          <w:p>
+            <w:pPr>
+              <w:spacing w:before="40" w:after="40" w:line="240" w:lineRule="exact"/>
+              <w:jc w:val="left"/>
+              <w:rPr>
+                <w:sz w:val="24"/>
+                <w:szCs w:val="24"/>
+              </w:rPr>
+            </w:pPr>
+            <w:r>
+              <w:rPr>
+                <w:sz w:val="24"/>
+                <w:szCs w:val="24"/>
+              </w:rPr>
+              <w:t xml:space="preserve">Работы по замене грунта выполнены, сваи установлены. Установка датчиков в насыпь конуса – в срок до 15.09.2026</w:t>
+            </w:r>
+          </w:p>
+        </w:tc>
+      </w:tr>
+      <w:tr>
+        <w:tc>
+          <w:tcPr>
+            <w:tcW w:w="900" w:type="dxa"/>
+            <w:vAlign w:val="center"/>
+          </w:tcPr>
+          <w:p>
+            <w:pPr>
+              <w:spacing w:before="40" w:after="40" w:line="240" w:lineRule="exact"/>
+              <w:jc w:val="center"/>
+              <w:rPr>
+                <w:sz w:val="24"/>
+                <w:szCs w:val="24"/>
+              </w:rPr>
+            </w:pPr>
+            <w:r>
+              <w:rPr>
+                <w:sz w:val="24"/>
+                <w:szCs w:val="24"/>
+              </w:rPr>
+              <w:t xml:space="preserve">15</w:t>
+            </w:r>
+          </w:p>
+        </w:tc>
+        <w:tc>
+          <w:tcPr>
+            <w:tcW w:w="3300" w:type="dxa"/>
+            <w:vAlign w:val="center"/>
+          </w:tcPr>
+          <w:p>
+            <w:pPr>
+              <w:spacing w:before="40" w:after="40" w:line="240" w:lineRule="exact"/>
+              <w:jc w:val="left"/>
+              <w:rPr>
+                <w:sz w:val="24"/>
+                <w:szCs w:val="24"/>
+              </w:rPr>
+            </w:pPr>
+            <w:r>
+              <w:rPr>
+                <w:sz w:val="24"/>
+                <w:szCs w:val="24"/>
+              </w:rPr>
+              <w:t xml:space="preserve">ПК 4979+57,75 – ПК 4983+95,15</w:t>
+            </w:r>
+          </w:p>
+        </w:tc>
+        <w:tc>
+          <w:tcPr>
+            <w:tcW w:w="5440" w:type="dxa"/>
+            <w:vAlign w:val="center"/>
+          </w:tcPr>
+          <w:p>
+            <w:pPr>
+              <w:spacing w:before="40" w:after="40" w:line="240" w:lineRule="exact"/>
+              <w:jc w:val="left"/>
+              <w:rPr>
+                <w:sz w:val="24"/>
+                <w:szCs w:val="24"/>
+              </w:rPr>
+            </w:pPr>
+            <w:r>
+              <w:rPr>
+                <w:sz w:val="24"/>
+                <w:szCs w:val="24"/>
+              </w:rPr>
+              <w:t xml:space="preserve">Работы по замене грунта выполнены, сваи установлены. Установка датчиков в насыпь конуса – в срок до 15.09.2026</w:t>
+            </w:r>
+          </w:p>
+        </w:tc>
+      </w:tr>
+      <w:tr>
+        <w:tc>
+          <w:tcPr>
+            <w:tcW w:w="900" w:type="dxa"/>
+            <w:vAlign w:val="center"/>
+          </w:tcPr>
+          <w:p>
+            <w:pPr>
+              <w:spacing w:before="40" w:after="40" w:line="240" w:lineRule="exact"/>
+              <w:jc w:val="center"/>
+              <w:rPr>
+                <w:sz w:val="24"/>
+                <w:szCs w:val="24"/>
+              </w:rPr>
+            </w:pPr>
+            <w:r>
+              <w:rPr>
+                <w:sz w:val="24"/>
+                <w:szCs w:val="24"/>
+              </w:rPr>
+              <w:t xml:space="preserve">16</w:t>
+            </w:r>
+          </w:p>
+        </w:tc>
+        <w:tc>
+          <w:tcPr>
+            <w:tcW w:w="3300" w:type="dxa"/>
+            <w:vAlign w:val="center"/>
+          </w:tcPr>
+          <w:p>
+            <w:pPr>
+              <w:spacing w:before="40" w:after="40" w:line="240" w:lineRule="exact"/>
+              <w:jc w:val="left"/>
+              <w:rPr>
+                <w:sz w:val="24"/>
+                <w:szCs w:val="24"/>
+              </w:rPr>
+            </w:pPr>
+            <w:r>
+              <w:rPr>
+                <w:sz w:val="24"/>
+                <w:szCs w:val="24"/>
+              </w:rPr>
+              <w:t xml:space="preserve">ПК 4995+01,26 – ПК 4994+11,66</w:t>
+            </w:r>
+          </w:p>
+        </w:tc>
+        <w:tc>
+          <w:tcPr>
+            <w:tcW w:w="5440" w:type="dxa"/>
+            <w:vAlign w:val="center"/>
+          </w:tcPr>
+          <w:p>
+            <w:pPr>
+              <w:spacing w:before="40" w:after="40" w:line="240" w:lineRule="exact"/>
+              <w:jc w:val="left"/>
+              <w:rPr>
+                <w:sz w:val="24"/>
+                <w:szCs w:val="24"/>
+              </w:rPr>
+            </w:pPr>
+            <w:r>
+              <w:rPr>
+                <w:sz w:val="24"/>
+                <w:szCs w:val="24"/>
+              </w:rPr>
+              <w:t xml:space="preserve">Ведется отсыпка земполотна, возможна установка датчиков до 15.09.2026</w:t>
+            </w:r>
+          </w:p>
+        </w:tc>
+      </w:tr>
+      <w:tr>
+        <w:tc>
+          <w:tcPr>
+            <w:tcW w:w="900" w:type="dxa"/>
+            <w:vAlign w:val="center"/>
+          </w:tcPr>
+          <w:p>
+            <w:pPr>
+              <w:spacing w:before="40" w:after="40" w:line="240" w:lineRule="exact"/>
+              <w:jc w:val="center"/>
+              <w:rPr>
+                <w:sz w:val="24"/>
+                <w:szCs w:val="24"/>
+              </w:rPr>
+            </w:pPr>
+            <w:r>
+              <w:rPr>
+                <w:sz w:val="24"/>
+                <w:szCs w:val="24"/>
+              </w:rPr>
+              <w:t xml:space="preserve">17</w:t>
+            </w:r>
+          </w:p>
+        </w:tc>
+        <w:tc>
+          <w:tcPr>
+            <w:tcW w:w="3300" w:type="dxa"/>
+            <w:vAlign w:val="center"/>
+          </w:tcPr>
+          <w:p>
+            <w:pPr>
+              <w:spacing w:before="40" w:after="40" w:line="240" w:lineRule="exact"/>
+              <w:jc w:val="left"/>
+              <w:rPr>
+                <w:sz w:val="24"/>
+                <w:szCs w:val="24"/>
+              </w:rPr>
+            </w:pPr>
+            <w:r>
+              <w:rPr>
+                <w:sz w:val="24"/>
+                <w:szCs w:val="24"/>
+              </w:rPr>
+              <w:t xml:space="preserve">ПК 5018+16,04 – ПК 5019+91,87</w:t>
+            </w:r>
+          </w:p>
+        </w:tc>
+        <w:tc>
+          <w:tcPr>
+            <w:tcW w:w="5440" w:type="dxa"/>
+            <w:vAlign w:val="center"/>
+          </w:tcPr>
+          <w:p>
+            <w:pPr>
+              <w:spacing w:before="40" w:after="40" w:line="240" w:lineRule="exact"/>
+              <w:jc w:val="left"/>
+              <w:rPr>
+                <w:sz w:val="24"/>
+                <w:szCs w:val="24"/>
+              </w:rPr>
+            </w:pPr>
+            <w:r>
+              <w:rPr>
+                <w:sz w:val="24"/>
+                <w:szCs w:val="24"/>
+              </w:rPr>
+              <w:t xml:space="preserve">Выемка грунта произведена, ведется засыпка песком. Установка датчиков в заменяемый грунт возможна до 20.08.2026. Установка датчиков в насыпь конуса – в срок до 15.09.2026</w:t>
+            </w:r>
+          </w:p>
+        </w:tc>
+      </w:tr>
+      <w:tr>
+        <w:tc>
+          <w:tcPr>
+            <w:tcW w:w="900" w:type="dxa"/>
+            <w:vAlign w:val="center"/>
+          </w:tcPr>
+          <w:p>
+            <w:pPr>
+              <w:spacing w:before="40" w:after="40" w:line="240" w:lineRule="exact"/>
+              <w:jc w:val="center"/>
+              <w:rPr>
+                <w:sz w:val="24"/>
+                <w:szCs w:val="24"/>
+              </w:rPr>
+            </w:pPr>
+            <w:r>
+              <w:rPr>
+                <w:sz w:val="24"/>
+                <w:szCs w:val="24"/>
+              </w:rPr>
+              <w:t xml:space="preserve">18</w:t>
+            </w:r>
+          </w:p>
+        </w:tc>
+        <w:tc>
+          <w:tcPr>
+            <w:tcW w:w="3300" w:type="dxa"/>
+            <w:vAlign w:val="center"/>
+          </w:tcPr>
+          <w:p>
+            <w:pPr>
+              <w:spacing w:before="40" w:after="40" w:line="240" w:lineRule="exact"/>
+              <w:jc w:val="left"/>
+              <w:rPr>
+                <w:sz w:val="24"/>
+                <w:szCs w:val="24"/>
+              </w:rPr>
+            </w:pPr>
+            <w:r>
+              <w:rPr>
+                <w:sz w:val="24"/>
+                <w:szCs w:val="24"/>
+              </w:rPr>
+              <w:t xml:space="preserve">ПК 5023+72,05 – ПК 5028+09,53</w:t>
+            </w:r>
+          </w:p>
+        </w:tc>
+        <w:tc>
+          <w:tcPr>
+            <w:tcW w:w="5440" w:type="dxa"/>
+            <w:vAlign w:val="center"/>
+          </w:tcPr>
+          <w:p>
+            <w:pPr>
+              <w:spacing w:before="40" w:after="40" w:line="240" w:lineRule="exact"/>
+              <w:jc w:val="left"/>
+              <w:rPr>
+                <w:sz w:val="24"/>
+                <w:szCs w:val="24"/>
+              </w:rPr>
+            </w:pPr>
+            <w:r>
+              <w:rPr>
+                <w:sz w:val="24"/>
+                <w:szCs w:val="24"/>
+              </w:rPr>
+              <w:t xml:space="preserve">Установка датчиков в насыпь конуса – в срок до 15.09.2026</w:t>
+            </w:r>
+          </w:p>
+        </w:tc>
+      </w:tr>
+      <w:tr>
+        <w:tc>
+          <w:tcPr>
+            <w:tcW w:w="900" w:type="dxa"/>
+            <w:vAlign w:val="center"/>
+          </w:tcPr>
+          <w:p>
+            <w:pPr>
+              <w:spacing w:before="40" w:after="40" w:line="240" w:lineRule="exact"/>
+              <w:jc w:val="center"/>
+              <w:rPr>
+                <w:sz w:val="24"/>
+                <w:szCs w:val="24"/>
+              </w:rPr>
+            </w:pPr>
+            <w:r>
+              <w:rPr>
+                <w:sz w:val="24"/>
+                <w:szCs w:val="24"/>
+              </w:rPr>
+              <w:t xml:space="preserve">19</w:t>
+            </w:r>
+          </w:p>
+        </w:tc>
+        <w:tc>
+          <w:tcPr>
+            <w:tcW w:w="3300" w:type="dxa"/>
+            <w:vAlign w:val="center"/>
+          </w:tcPr>
+          <w:p>
+            <w:pPr>
+              <w:spacing w:before="40" w:after="40" w:line="240" w:lineRule="exact"/>
+              <w:jc w:val="left"/>
+              <w:rPr>
+                <w:sz w:val="24"/>
+                <w:szCs w:val="24"/>
+              </w:rPr>
+            </w:pPr>
+            <w:r>
+              <w:rPr>
+                <w:sz w:val="24"/>
+                <w:szCs w:val="24"/>
+              </w:rPr>
+              <w:t xml:space="preserve">ПК 5039+75,22 – ПК 5041+51,06</w:t>
+            </w:r>
+          </w:p>
+        </w:tc>
+        <w:tc>
+          <w:tcPr>
+            <w:tcW w:w="5440" w:type="dxa"/>
+            <w:vAlign w:val="center"/>
+          </w:tcPr>
+          <w:p>
+            <w:pPr>
+              <w:spacing w:before="40" w:after="40" w:line="240" w:lineRule="exact"/>
+              <w:jc w:val="left"/>
+              <w:rPr>
+                <w:sz w:val="24"/>
+                <w:szCs w:val="24"/>
+              </w:rPr>
+            </w:pPr>
+            <w:r>
+              <w:rPr>
+                <w:sz w:val="24"/>
+                <w:szCs w:val="24"/>
+              </w:rPr>
+              <w:t xml:space="preserve">Установка датчиков в насыпь конуса – в срок до 15.09.2026</w:t>
+            </w:r>
+          </w:p>
+        </w:tc>
+      </w:tr>
+      <w:tr>
+        <w:tc>
+          <w:tcPr>
+            <w:tcW w:w="900" w:type="dxa"/>
+            <w:vAlign w:val="center"/>
+          </w:tcPr>
+          <w:p>
+            <w:pPr>
+              <w:spacing w:before="40" w:after="40" w:line="240" w:lineRule="exact"/>
+              <w:jc w:val="center"/>
+              <w:rPr>
+                <w:sz w:val="24"/>
+                <w:szCs w:val="24"/>
+              </w:rPr>
+            </w:pPr>
+            <w:r>
+              <w:rPr>
+                <w:sz w:val="24"/>
+                <w:szCs w:val="24"/>
+              </w:rPr>
+              <w:t xml:space="preserve">20</w:t>
+            </w:r>
+          </w:p>
+        </w:tc>
+        <w:tc>
+          <w:tcPr>
+            <w:tcW w:w="3300" w:type="dxa"/>
+            <w:vAlign w:val="center"/>
+          </w:tcPr>
+          <w:p>
+            <w:pPr>
+              <w:spacing w:before="40" w:after="40" w:line="240" w:lineRule="exact"/>
+              <w:jc w:val="left"/>
+              <w:rPr>
+                <w:sz w:val="24"/>
+                <w:szCs w:val="24"/>
+              </w:rPr>
+            </w:pPr>
+            <w:r>
+              <w:rPr>
+                <w:sz w:val="24"/>
+                <w:szCs w:val="24"/>
+              </w:rPr>
+              <w:t xml:space="preserve">ПК 5056+07,04 – ПК 5061+09,80</w:t>
+            </w:r>
+          </w:p>
+        </w:tc>
+        <w:tc>
+          <w:tcPr>
+            <w:tcW w:w="5440" w:type="dxa"/>
+            <w:vAlign w:val="center"/>
+          </w:tcPr>
+          <w:p>
+            <w:pPr>
+              <w:spacing w:before="40" w:after="40" w:line="240" w:lineRule="exact"/>
+              <w:jc w:val="left"/>
+              <w:rPr>
+                <w:sz w:val="24"/>
+                <w:szCs w:val="24"/>
+              </w:rPr>
+            </w:pPr>
+            <w:r>
+              <w:rPr>
+                <w:sz w:val="24"/>
+                <w:szCs w:val="24"/>
+              </w:rPr>
+              <w:t xml:space="preserve">Установка датчиков в насыпь конуса – в срок до 15.09.2026</w:t>
+            </w:r>
+          </w:p>
+        </w:tc>
+      </w:tr>
+      <w:tr>
+        <w:tc>
+          <w:tcPr>
+            <w:tcW w:w="900" w:type="dxa"/>
+            <w:vAlign w:val="center"/>
+          </w:tcPr>
+          <w:p>
+            <w:pPr>
+              <w:spacing w:before="40" w:after="40" w:line="240" w:lineRule="exact"/>
+              <w:jc w:val="center"/>
+              <w:rPr>
+                <w:sz w:val="24"/>
+                <w:szCs w:val="24"/>
+              </w:rPr>
+            </w:pPr>
+            <w:r>
+              <w:rPr>
+                <w:sz w:val="24"/>
+                <w:szCs w:val="24"/>
+              </w:rPr>
+              <w:t xml:space="preserve">21</w:t>
+            </w:r>
+          </w:p>
+        </w:tc>
+        <w:tc>
+          <w:tcPr>
+            <w:tcW w:w="3300" w:type="dxa"/>
+            <w:vAlign w:val="center"/>
+          </w:tcPr>
+          <w:p>
+            <w:pPr>
+              <w:spacing w:before="40" w:after="40" w:line="240" w:lineRule="exact"/>
+              <w:jc w:val="left"/>
+              <w:rPr>
+                <w:sz w:val="24"/>
+                <w:szCs w:val="24"/>
+              </w:rPr>
+            </w:pPr>
+            <w:r>
+              <w:rPr>
+                <w:sz w:val="24"/>
+                <w:szCs w:val="24"/>
+              </w:rPr>
+              <w:t xml:space="preserve">ПК 5161+13,35 – ПК 5186+05,92</w:t>
+            </w:r>
+          </w:p>
+        </w:tc>
+        <w:tc>
+          <w:tcPr>
+            <w:tcW w:w="5440" w:type="dxa"/>
+            <w:vAlign w:val="center"/>
+          </w:tcPr>
+          <w:p>
+            <w:pPr>
+              <w:spacing w:before="40" w:after="40" w:line="240" w:lineRule="exact"/>
+              <w:jc w:val="left"/>
+              <w:rPr>
+                <w:sz w:val="24"/>
+                <w:szCs w:val="24"/>
+              </w:rPr>
+            </w:pPr>
+            <w:r>
+              <w:rPr>
+                <w:sz w:val="24"/>
+                <w:szCs w:val="24"/>
+              </w:rPr>
+              <w:t xml:space="preserve">Установка датчиков в насыпь конуса – в срок до 15.09.2026</w:t>
+            </w:r>
+          </w:p>
+        </w:tc>
+      </w:tr>
+      <w:tr>
+        <w:tc>
+          <w:tcPr>
+            <w:tcW w:w="900" w:type="dxa"/>
+            <w:vAlign w:val="center"/>
+          </w:tcPr>
+          <w:p>
+            <w:pPr>
+              <w:spacing w:before="40" w:after="40" w:line="240" w:lineRule="exact"/>
+              <w:jc w:val="center"/>
+              <w:rPr>
+                <w:sz w:val="24"/>
+                <w:szCs w:val="24"/>
+              </w:rPr>
+            </w:pPr>
+            <w:r>
+              <w:rPr>
+                <w:sz w:val="24"/>
+                <w:szCs w:val="24"/>
+              </w:rPr>
+              <w:t xml:space="preserve">22</w:t>
+            </w:r>
+          </w:p>
+        </w:tc>
+        <w:tc>
+          <w:tcPr>
+            <w:tcW w:w="3300" w:type="dxa"/>
+            <w:vAlign w:val="center"/>
+          </w:tcPr>
+          <w:p>
+            <w:pPr>
+              <w:spacing w:before="40" w:after="40" w:line="240" w:lineRule="exact"/>
+              <w:jc w:val="left"/>
+              <w:rPr>
+                <w:sz w:val="24"/>
+                <w:szCs w:val="24"/>
+              </w:rPr>
+            </w:pPr>
+            <w:r>
+              <w:rPr>
+                <w:sz w:val="24"/>
+                <w:szCs w:val="24"/>
+              </w:rPr>
+              <w:t xml:space="preserve">ПК 5202+40,30 – ПК 5206+99,10</w:t>
+            </w:r>
+          </w:p>
+        </w:tc>
+        <w:tc>
+          <w:tcPr>
+            <w:tcW w:w="5440" w:type="dxa"/>
+            <w:vAlign w:val="center"/>
+          </w:tcPr>
+          <w:p>
+            <w:pPr>
+              <w:spacing w:before="40" w:after="40" w:line="240" w:lineRule="exact"/>
+              <w:jc w:val="left"/>
+              <w:rPr>
+                <w:sz w:val="24"/>
+                <w:szCs w:val="24"/>
+              </w:rPr>
+            </w:pPr>
+            <w:r>
+              <w:rPr>
+                <w:sz w:val="24"/>
+                <w:szCs w:val="24"/>
+              </w:rPr>
+              <w:t xml:space="preserve">Установка датчиков в насыпь конуса – в срок до 15.09.2026</w:t>
+            </w:r>
+          </w:p>
+        </w:tc>
+      </w:tr>
+      <w:tr>
+        <w:tc>
+          <w:tcPr>
+            <w:tcW w:w="900" w:type="dxa"/>
+            <w:vAlign w:val="center"/>
+          </w:tcPr>
+          <w:p>
+            <w:pPr>
+              <w:spacing w:before="40" w:after="40" w:line="240" w:lineRule="exact"/>
+              <w:jc w:val="center"/>
+              <w:rPr>
+                <w:sz w:val="24"/>
+                <w:szCs w:val="24"/>
+              </w:rPr>
+            </w:pPr>
+            <w:r>
+              <w:rPr>
+                <w:sz w:val="24"/>
+                <w:szCs w:val="24"/>
+              </w:rPr>
+              <w:t xml:space="preserve">23</w:t>
+            </w:r>
+          </w:p>
+        </w:tc>
+        <w:tc>
+          <w:tcPr>
+            <w:tcW w:w="3300" w:type="dxa"/>
+            <w:vAlign w:val="center"/>
+          </w:tcPr>
+          <w:p>
+            <w:pPr>
+              <w:spacing w:before="40" w:after="40" w:line="240" w:lineRule="exact"/>
+              <w:jc w:val="left"/>
+              <w:rPr>
+                <w:sz w:val="24"/>
+                <w:szCs w:val="24"/>
+              </w:rPr>
+            </w:pPr>
+            <w:r>
+              <w:rPr>
+                <w:sz w:val="24"/>
+                <w:szCs w:val="24"/>
+              </w:rPr>
+              <w:t xml:space="preserve">ПК 5224+08,43 – ПК 5255+43,55</w:t>
+            </w:r>
+          </w:p>
+        </w:tc>
+        <w:tc>
+          <w:tcPr>
+            <w:tcW w:w="5440" w:type="dxa"/>
+            <w:vAlign w:val="center"/>
+          </w:tcPr>
+          <w:p>
+            <w:pPr>
+              <w:spacing w:before="40" w:after="40" w:line="240" w:lineRule="exact"/>
+              <w:jc w:val="left"/>
+              <w:rPr>
+                <w:sz w:val="24"/>
+                <w:szCs w:val="24"/>
+              </w:rPr>
+            </w:pPr>
+            <w:r>
+              <w:rPr>
+                <w:sz w:val="24"/>
+                <w:szCs w:val="24"/>
+              </w:rPr>
+              <w:t xml:space="preserve">Установка датчиков в насыпь конуса – в срок до 15.09.2026</w:t>
+            </w:r>
+          </w:p>
+        </w:tc>
+      </w:tr>
+      <w:tr>
+        <w:tc>
+          <w:tcPr>
+            <w:tcW w:w="900" w:type="dxa"/>
+            <w:vAlign w:val="center"/>
+          </w:tcPr>
+          <w:p>
+            <w:pPr>
+              <w:spacing w:before="40" w:after="40" w:line="240" w:lineRule="exact"/>
+              <w:jc w:val="center"/>
+              <w:rPr>
+                <w:sz w:val="24"/>
+                <w:szCs w:val="24"/>
+              </w:rPr>
+            </w:pPr>
+            <w:r>
+              <w:rPr>
+                <w:sz w:val="24"/>
+                <w:szCs w:val="24"/>
+              </w:rPr>
+              <w:t xml:space="preserve">24</w:t>
+            </w:r>
+          </w:p>
+        </w:tc>
+        <w:tc>
+          <w:tcPr>
+            <w:tcW w:w="3300" w:type="dxa"/>
+            <w:vAlign w:val="center"/>
+          </w:tcPr>
+          <w:p>
+            <w:pPr>
+              <w:spacing w:before="40" w:after="40" w:line="240" w:lineRule="exact"/>
+              <w:jc w:val="left"/>
+              <w:rPr>
+                <w:sz w:val="24"/>
+                <w:szCs w:val="24"/>
+              </w:rPr>
+            </w:pPr>
+            <w:r>
+              <w:rPr>
+                <w:sz w:val="24"/>
+                <w:szCs w:val="24"/>
+              </w:rPr>
+              <w:t xml:space="preserve">ПК 5284+83,62 – ПК 5367+59,32</w:t>
+            </w:r>
+          </w:p>
+        </w:tc>
+        <w:tc>
+          <w:tcPr>
+            <w:tcW w:w="5440" w:type="dxa"/>
+            <w:vAlign w:val="center"/>
+          </w:tcPr>
+          <w:p>
+            <w:pPr>
+              <w:spacing w:before="40" w:after="40" w:line="240" w:lineRule="exact"/>
+              <w:jc w:val="left"/>
+              <w:rPr>
+                <w:sz w:val="24"/>
+                <w:szCs w:val="24"/>
+              </w:rPr>
+            </w:pPr>
+            <w:r>
+              <w:rPr>
+                <w:sz w:val="24"/>
+                <w:szCs w:val="24"/>
+              </w:rPr>
+              <w:t xml:space="preserve">Замена грунта и установка свай выполнены. Установка датчиков в основание насыпи конуса – в срок до 15.09.2026</w:t>
+            </w:r>
+          </w:p>
+        </w:tc>
+      </w:tr>
+      <w:tr>
+        <w:tc>
+          <w:tcPr>
+            <w:tcW w:w="900" w:type="dxa"/>
+            <w:vAlign w:val="center"/>
+          </w:tcPr>
+          <w:p>
+            <w:pPr>
+              <w:spacing w:before="40" w:after="40" w:line="240" w:lineRule="exact"/>
+              <w:jc w:val="center"/>
+              <w:rPr>
+                <w:sz w:val="24"/>
+                <w:szCs w:val="24"/>
+              </w:rPr>
+            </w:pPr>
+            <w:r>
+              <w:rPr>
+                <w:sz w:val="24"/>
+                <w:szCs w:val="24"/>
+              </w:rPr>
+              <w:t xml:space="preserve">25</w:t>
+            </w:r>
+          </w:p>
+        </w:tc>
+        <w:tc>
+          <w:tcPr>
+            <w:tcW w:w="3300" w:type="dxa"/>
+            <w:vAlign w:val="center"/>
+          </w:tcPr>
+          <w:p>
+            <w:pPr>
+              <w:spacing w:before="40" w:after="40" w:line="240" w:lineRule="exact"/>
+              <w:jc w:val="left"/>
+              <w:rPr>
+                <w:sz w:val="24"/>
+                <w:szCs w:val="24"/>
+              </w:rPr>
+            </w:pPr>
+            <w:r>
+              <w:rPr>
+                <w:sz w:val="24"/>
+                <w:szCs w:val="24"/>
+              </w:rPr>
+              <w:t xml:space="preserve">ПК 5450+68,73 – ПК 5452+44,53</w:t>
+            </w:r>
+          </w:p>
+        </w:tc>
+        <w:tc>
+          <w:tcPr>
+            <w:tcW w:w="5440" w:type="dxa"/>
+            <w:vAlign w:val="center"/>
+          </w:tcPr>
+          <w:p>
+            <w:pPr>
+              <w:spacing w:before="40" w:after="40" w:line="240" w:lineRule="exact"/>
+              <w:jc w:val="left"/>
+              <w:rPr>
+                <w:sz w:val="24"/>
+                <w:szCs w:val="24"/>
+              </w:rPr>
+            </w:pPr>
+            <w:r>
+              <w:rPr>
+                <w:sz w:val="24"/>
+                <w:szCs w:val="24"/>
+              </w:rPr>
+              <w:t xml:space="preserve">Замена грунта и установка свай выполнены. Установка датчиков в основание  насыпи конуса возможна до 15.09.2026</w:t>
+            </w:r>
+          </w:p>
+        </w:tc>
+      </w:tr>
+      <w:tr>
+        <w:tc>
+          <w:tcPr>
+            <w:tcW w:w="900" w:type="dxa"/>
+            <w:vAlign w:val="center"/>
+          </w:tcPr>
+          <w:p>
+            <w:pPr>
+              <w:spacing w:before="40" w:after="40" w:line="240" w:lineRule="exact"/>
+              <w:jc w:val="center"/>
+              <w:rPr>
+                <w:sz w:val="24"/>
+                <w:szCs w:val="24"/>
+              </w:rPr>
+            </w:pPr>
+            <w:r>
+              <w:rPr>
+                <w:sz w:val="24"/>
+                <w:szCs w:val="24"/>
+              </w:rPr>
+              <w:t xml:space="preserve">26</w:t>
+            </w:r>
+          </w:p>
+        </w:tc>
+        <w:tc>
+          <w:tcPr>
+            <w:tcW w:w="3300" w:type="dxa"/>
+            <w:vAlign w:val="center"/>
+          </w:tcPr>
+          <w:p>
+            <w:pPr>
+              <w:spacing w:before="40" w:after="40" w:line="240" w:lineRule="exact"/>
+              <w:jc w:val="left"/>
+              <w:rPr>
+                <w:sz w:val="24"/>
+                <w:szCs w:val="24"/>
+              </w:rPr>
+            </w:pPr>
+            <w:r>
+              <w:rPr>
+                <w:sz w:val="24"/>
+                <w:szCs w:val="24"/>
+              </w:rPr>
+              <w:t xml:space="preserve">ПК 5481+13,72 – ПК 5482+89,49</w:t>
+            </w:r>
+          </w:p>
+        </w:tc>
+        <w:tc>
+          <w:tcPr>
+            <w:tcW w:w="5440" w:type="dxa"/>
+            <w:vAlign w:val="center"/>
+          </w:tcPr>
+          <w:p>
+            <w:pPr>
+              <w:spacing w:before="40" w:after="40" w:line="240" w:lineRule="exact"/>
+              <w:jc w:val="left"/>
+              <w:rPr>
+                <w:sz w:val="24"/>
+                <w:szCs w:val="24"/>
+              </w:rPr>
+            </w:pPr>
+            <w:r>
+              <w:rPr>
+                <w:sz w:val="24"/>
+                <w:szCs w:val="24"/>
+              </w:rPr>
+              <w:t xml:space="preserve">Замена грунта и установка свай выполнены. Установка датчиков в основание насыпи конусов (в начале и в конце участка) возможна до 01.10.2026</w:t>
+            </w:r>
+          </w:p>
+        </w:tc>
+      </w:tr>
+      <w:tr>
+        <w:tc>
+          <w:tcPr>
+            <w:tcW w:w="900" w:type="dxa"/>
+            <w:vAlign w:val="center"/>
+          </w:tcPr>
+          <w:p>
+            <w:pPr>
+              <w:spacing w:before="40" w:after="40" w:line="240" w:lineRule="exact"/>
+              <w:jc w:val="center"/>
+              <w:rPr>
+                <w:sz w:val="24"/>
+                <w:szCs w:val="24"/>
+              </w:rPr>
+            </w:pPr>
+            <w:r>
+              <w:rPr>
+                <w:sz w:val="24"/>
+                <w:szCs w:val="24"/>
+              </w:rPr>
+              <w:t xml:space="preserve">27</w:t>
+            </w:r>
+          </w:p>
+        </w:tc>
+        <w:tc>
+          <w:tcPr>
+            <w:tcW w:w="3300" w:type="dxa"/>
+            <w:vAlign w:val="center"/>
+          </w:tcPr>
+          <w:p>
+            <w:pPr>
+              <w:spacing w:before="40" w:after="40" w:line="240" w:lineRule="exact"/>
+              <w:jc w:val="left"/>
+              <w:rPr>
+                <w:sz w:val="24"/>
+                <w:szCs w:val="24"/>
+              </w:rPr>
+            </w:pPr>
+            <w:r>
+              <w:rPr>
+                <w:sz w:val="24"/>
+                <w:szCs w:val="24"/>
+              </w:rPr>
+              <w:t xml:space="preserve">ПК 5504+05,60 – ПК 5523+64,13</w:t>
+            </w:r>
+          </w:p>
+        </w:tc>
+        <w:tc>
+          <w:tcPr>
+            <w:tcW w:w="5440" w:type="dxa"/>
+            <w:vAlign w:val="center"/>
+          </w:tcPr>
+          <w:p>
+            <w:pPr>
+              <w:spacing w:before="40" w:after="40" w:line="240" w:lineRule="exact"/>
+              <w:jc w:val="left"/>
+              <w:rPr>
+                <w:sz w:val="24"/>
+                <w:szCs w:val="24"/>
+              </w:rPr>
+            </w:pPr>
+            <w:r>
+              <w:rPr>
+                <w:sz w:val="24"/>
+                <w:szCs w:val="24"/>
+              </w:rPr>
+              <w:t xml:space="preserve">Замена грунта и установка свай выполнены. Установка датчиков в основание насыпи конусов (в начале и в конце участка) возможна до 15.09.2026</w:t>
+            </w:r>
+          </w:p>
+        </w:tc>
+      </w:tr>
+      <w:tr>
+        <w:tc>
+          <w:tcPr>
+            <w:tcW w:w="900" w:type="dxa"/>
+            <w:vAlign w:val="center"/>
+          </w:tcPr>
+          <w:p>
+            <w:pPr>
+              <w:spacing w:before="40" w:after="40" w:line="240" w:lineRule="exact"/>
+              <w:jc w:val="center"/>
+              <w:rPr>
+                <w:sz w:val="24"/>
+                <w:szCs w:val="24"/>
+              </w:rPr>
+            </w:pPr>
+            <w:r>
+              <w:rPr>
+                <w:sz w:val="24"/>
+                <w:szCs w:val="24"/>
+              </w:rPr>
+              <w:t xml:space="preserve">28</w:t>
+            </w:r>
+          </w:p>
+        </w:tc>
+        <w:tc>
+          <w:tcPr>
+            <w:tcW w:w="3300" w:type="dxa"/>
+            <w:vAlign w:val="center"/>
+          </w:tcPr>
+          <w:p>
+            <w:pPr>
+              <w:spacing w:before="40" w:after="40" w:line="240" w:lineRule="exact"/>
+              <w:jc w:val="left"/>
+              <w:rPr>
+                <w:sz w:val="24"/>
+                <w:szCs w:val="24"/>
+              </w:rPr>
+            </w:pPr>
+            <w:r>
+              <w:rPr>
+                <w:sz w:val="24"/>
+                <w:szCs w:val="24"/>
+              </w:rPr>
+              <w:t xml:space="preserve">ПК 5543+04,52 – ПК 5558+50,65</w:t>
+            </w:r>
+          </w:p>
+        </w:tc>
+        <w:tc>
+          <w:tcPr>
+            <w:tcW w:w="5440" w:type="dxa"/>
+            <w:vAlign w:val="center"/>
+          </w:tcPr>
+          <w:p>
+            <w:pPr>
+              <w:spacing w:before="40" w:after="40" w:line="240" w:lineRule="exact"/>
+              <w:jc w:val="left"/>
+              <w:rPr>
+                <w:sz w:val="24"/>
+                <w:szCs w:val="24"/>
+              </w:rPr>
+            </w:pPr>
+            <w:r>
+              <w:rPr>
+                <w:sz w:val="24"/>
+                <w:szCs w:val="24"/>
+              </w:rPr>
+              <w:t xml:space="preserve">Замена грунта и установка свай выполнены. Установка датчиков в основание насыпи конусов (в начале и в конце участка) возможна до 15.09.2026</w:t>
+            </w:r>
+          </w:p>
+        </w:tc>
+      </w:tr>
+      <w:tr>
+        <w:tc>
+          <w:tcPr>
+            <w:tcW w:w="900" w:type="dxa"/>
+            <w:vAlign w:val="center"/>
+          </w:tcPr>
+          <w:p>
+            <w:pPr>
+              <w:spacing w:before="40" w:after="40" w:line="240" w:lineRule="exact"/>
+              <w:jc w:val="center"/>
+              <w:rPr>
+                <w:sz w:val="24"/>
+                <w:szCs w:val="24"/>
+              </w:rPr>
+            </w:pPr>
+            <w:r>
+              <w:rPr>
+                <w:sz w:val="24"/>
+                <w:szCs w:val="24"/>
+              </w:rPr>
+              <w:t xml:space="preserve">29</w:t>
+            </w:r>
+          </w:p>
+        </w:tc>
+        <w:tc>
+          <w:tcPr>
+            <w:tcW w:w="3300" w:type="dxa"/>
+            <w:vAlign w:val="center"/>
+          </w:tcPr>
+          <w:p>
+            <w:pPr>
+              <w:spacing w:before="40" w:after="40" w:line="240" w:lineRule="exact"/>
+              <w:jc w:val="left"/>
+              <w:rPr>
+                <w:sz w:val="24"/>
+                <w:szCs w:val="24"/>
+              </w:rPr>
+            </w:pPr>
+            <w:r>
+              <w:rPr>
+                <w:sz w:val="24"/>
+                <w:szCs w:val="24"/>
+              </w:rPr>
+              <w:t xml:space="preserve">ПК 5589+47,04 – ПК 5609+06,52</w:t>
+            </w:r>
+          </w:p>
+        </w:tc>
+        <w:tc>
+          <w:tcPr>
+            <w:tcW w:w="5440" w:type="dxa"/>
+            <w:vAlign w:val="center"/>
+          </w:tcPr>
+          <w:p>
+            <w:pPr>
+              <w:spacing w:before="40" w:after="40" w:line="240" w:lineRule="exact"/>
+              <w:jc w:val="left"/>
+              <w:rPr>
+                <w:sz w:val="24"/>
+                <w:szCs w:val="24"/>
+              </w:rPr>
+            </w:pPr>
+            <w:r>
+              <w:rPr>
+                <w:sz w:val="24"/>
+                <w:szCs w:val="24"/>
+              </w:rPr>
+              <w:t xml:space="preserve">Замена грунта и установка свай выполнены. Установка датчиков в основание насыпи конусов (в начале и в конце участка) возможна до 15.09.2026</w:t>
+            </w:r>
+          </w:p>
+        </w:tc>
+      </w:tr>
+      <w:tr>
+        <w:tc>
+          <w:tcPr>
+            <w:tcW w:w="900" w:type="dxa"/>
+            <w:vAlign w:val="center"/>
+          </w:tcPr>
+          <w:p>
+            <w:pPr>
+              <w:spacing w:before="40" w:after="40" w:line="240" w:lineRule="exact"/>
+              <w:jc w:val="center"/>
+              <w:rPr>
+                <w:sz w:val="24"/>
+                <w:szCs w:val="24"/>
+              </w:rPr>
+            </w:pPr>
+            <w:r>
+              <w:rPr>
+                <w:sz w:val="24"/>
+                <w:szCs w:val="24"/>
+              </w:rPr>
+              <w:t xml:space="preserve">30</w:t>
+            </w:r>
+          </w:p>
+        </w:tc>
+        <w:tc>
+          <w:tcPr>
+            <w:tcW w:w="3300" w:type="dxa"/>
+            <w:vAlign w:val="center"/>
+          </w:tcPr>
+          <w:p>
+            <w:pPr>
+              <w:spacing w:before="40" w:after="40" w:line="240" w:lineRule="exact"/>
+              <w:jc w:val="left"/>
+              <w:rPr>
+                <w:sz w:val="24"/>
+                <w:szCs w:val="24"/>
+              </w:rPr>
+            </w:pPr>
+            <w:r>
+              <w:rPr>
+                <w:sz w:val="24"/>
+                <w:szCs w:val="24"/>
+              </w:rPr>
+              <w:t xml:space="preserve">ПК 5539+10,00 – ПК 5543+04,52 (ПК 5542+40,00 – ПК 5542+60,00)</w:t>
+            </w:r>
+          </w:p>
+        </w:tc>
+        <w:tc>
+          <w:tcPr>
+            <w:tcW w:w="5440" w:type="dxa"/>
+            <w:vAlign w:val="center"/>
+          </w:tcPr>
+          <w:p>
+            <w:pPr>
+              <w:spacing w:before="40" w:after="40" w:line="240" w:lineRule="exact"/>
+              <w:jc w:val="left"/>
+              <w:rPr>
+                <w:sz w:val="24"/>
+                <w:szCs w:val="24"/>
+              </w:rPr>
+            </w:pPr>
+            <w:r>
+              <w:rPr>
+                <w:sz w:val="24"/>
+                <w:szCs w:val="24"/>
+              </w:rPr>
+              <w:t xml:space="preserve">Замена слабых грунтов проведена, сваи установлены. Установка датчиков на уровне ростверков возможна до 15.09.2026</w:t>
+            </w:r>
+          </w:p>
+        </w:tc>
+      </w:tr>
+      <w:tr>
+        <w:tc>
+          <w:tcPr>
+            <w:tcW w:w="900" w:type="dxa"/>
+            <w:vAlign w:val="center"/>
+          </w:tcPr>
+          <w:p>
+            <w:pPr>
+              <w:spacing w:before="40" w:after="40" w:line="240" w:lineRule="exact"/>
+              <w:jc w:val="center"/>
+              <w:rPr>
+                <w:sz w:val="24"/>
+                <w:szCs w:val="24"/>
+              </w:rPr>
+            </w:pPr>
+            <w:r>
+              <w:rPr>
+                <w:sz w:val="24"/>
+                <w:szCs w:val="24"/>
+              </w:rPr>
+              <w:t xml:space="preserve">31</w:t>
+            </w:r>
+          </w:p>
+        </w:tc>
+        <w:tc>
+          <w:tcPr>
+            <w:tcW w:w="3300" w:type="dxa"/>
+            <w:vAlign w:val="center"/>
+          </w:tcPr>
+          <w:p>
+            <w:pPr>
+              <w:spacing w:before="40" w:after="40" w:line="240" w:lineRule="exact"/>
+              <w:jc w:val="left"/>
+              <w:rPr>
+                <w:sz w:val="24"/>
+                <w:szCs w:val="24"/>
+              </w:rPr>
+            </w:pPr>
+            <w:r>
+              <w:rPr>
+                <w:sz w:val="24"/>
+                <w:szCs w:val="24"/>
+              </w:rPr>
+              <w:t xml:space="preserve">ПК 5046+40,00 – ПК 5047+00,00 (ПК 5046+75,00)</w:t>
+            </w:r>
+          </w:p>
+        </w:tc>
+        <w:tc>
+          <w:tcPr>
+            <w:tcW w:w="5440" w:type="dxa"/>
+            <w:vAlign w:val="center"/>
+          </w:tcPr>
+          <w:p>
+            <w:pPr>
+              <w:spacing w:before="40" w:after="40" w:line="240" w:lineRule="exact"/>
+              <w:jc w:val="left"/>
+              <w:rPr>
+                <w:sz w:val="24"/>
+                <w:szCs w:val="24"/>
+              </w:rPr>
+            </w:pPr>
+            <w:r>
+              <w:rPr>
+                <w:sz w:val="24"/>
+                <w:szCs w:val="24"/>
+              </w:rPr>
+              <w:t xml:space="preserve">Выемка слабых грунтов завершается. Установка датчиков на уровне верха отсыпки песка на замену слабых грунтов возможна до 15.09.2026</w:t>
+            </w:r>
+          </w:p>
+        </w:tc>
+      </w:tr>
+    </w:tbl>
+    <w:p>
+      <w:pPr>
+        <w:spacing w:before="0" w:after="0" w:line="240" w:lineRule="exact"/>
+        <w:jc w:val="left"/>
+        <w:rPr>
+          <w:sz w:val="2"/>
+          <w:szCs w:val="2"/>
+        </w:rPr>
+      </w:pPr>
+      <w:r>
+        <w:rPr>
+          <w:sz w:val="2"/>
+          <w:szCs w:val="2"/>
+        </w:rPr>
+        <w:t xml:space="preserve"> </w:t>
+      </w:r>
+    </w:p>
     <w:sectPr>
       <w:pgSz w:w="11906" w:h="16838" w:code="9"/>
       <w:pgMar w:top="1134" w:right="851" w:bottom="1134" w:left="1418" w:header="709" w:footer="709" w:gutter="0"/>
